--- a/docs/EC FAN OS 통합 검증서 20260330/2. Modbus RTU/Modbus RTU No. 05 - EtherCAT SDO (FC 0x2B) 프레임 검증 및 예외 처리 검증.docx
+++ b/docs/EC FAN OS 통합 검증서 20260330/2. Modbus RTU/Modbus RTU No. 05 - EtherCAT SDO (FC 0x2B) 프레임 검증 및 예외 처리 검증.docx
@@ -1,6 +1,6 @@
 
 <file path=word/document.xml><?xml version="1.0" encoding="utf-8"?>
-<w:document xmlns:wpc="http://schemas.microsoft.com/office/word/2010/wordprocessingCanvas" xmlns:cx="http://schemas.microsoft.com/office/drawing/2014/chartex" xmlns:cx1="http://schemas.microsoft.com/office/drawing/2015/9/8/chartex" xmlns:cx2="http://schemas.microsoft.com/office/drawing/2015/10/21/chartex" xmlns:cx3="http://schemas.microsoft.com/office/drawing/2016/5/9/chartex" xmlns:cx4="http://schemas.microsoft.com/office/drawing/2016/5/10/chartex" xmlns:cx5="http://schemas.microsoft.com/office/drawing/2016/5/11/chartex" xmlns:cx6="http://schemas.microsoft.com/office/drawing/2016/5/12/chartex" xmlns:cx7="http://schemas.microsoft.com/office/drawing/2016/5/13/chartex" xmlns:cx8="http://schemas.microsoft.com/office/drawing/2016/5/14/chartex" xmlns:mc="http://schemas.openxmlformats.org/markup-compatibility/2006" xmlns:aink="http://schemas.microsoft.com/office/drawing/2016/ink" xmlns:am3d="http://schemas.microsoft.com/office/drawing/2017/model3d" xmlns:o="urn:schemas-microsoft-com:office:office" xmlns:oel="http://schemas.microsoft.com/office/2019/extlst" xmlns:r="http://schemas.openxmlformats.org/officeDocument/2006/relationships" xmlns:m="http://schemas.openxmlformats.org/officeDocument/2006/math" xmlns:v="urn:schemas-microsoft-com:vml" xmlns:wp14="http://schemas.microsoft.com/office/word/2010/wordprocessingDrawing" xmlns:wp="http://schemas.openxmlformats.org/drawingml/2006/wordprocessingDrawing" xmlns:w10="urn:schemas-microsoft-com:office:word" xmlns:w="http://schemas.openxmlformats.org/wordprocessingml/2006/main" xmlns:w14="http://schemas.microsoft.com/office/word/2010/wordml" xmlns:w15="http://schemas.microsoft.com/office/word/2012/wordml" xmlns:w16cex="http://schemas.microsoft.com/office/word/2018/wordml/cex" xmlns:w16cid="http://schemas.microsoft.com/office/word/2016/wordml/cid" xmlns:w16="http://schemas.microsoft.com/office/word/2018/wordml" xmlns:w16sdtdh="http://schemas.microsoft.com/office/word/2020/wordml/sdtdatahash" xmlns:w16se="http://schemas.microsoft.com/office/word/2015/wordml/symex" xmlns:wpg="http://schemas.microsoft.com/office/word/2010/wordprocessingGroup" xmlns:wpi="http://schemas.microsoft.com/office/word/2010/wordprocessingInk" xmlns:wne="http://schemas.microsoft.com/office/word/2006/wordml" xmlns:wps="http://schemas.microsoft.com/office/word/2010/wordprocessingShape" mc:Ignorable="w14 w15 w16se w16cid w16 w16cex w16sdtdh wp14">
+<w:document xmlns:wpc="http://schemas.microsoft.com/office/word/2010/wordprocessingCanvas" xmlns:cx="http://schemas.microsoft.com/office/drawing/2014/chartex" xmlns:cx1="http://schemas.microsoft.com/office/drawing/2015/9/8/chartex" xmlns:cx2="http://schemas.microsoft.com/office/drawing/2015/10/21/chartex" xmlns:cx3="http://schemas.microsoft.com/office/drawing/2016/5/9/chartex" xmlns:cx4="http://schemas.microsoft.com/office/drawing/2016/5/10/chartex" xmlns:cx5="http://schemas.microsoft.com/office/drawing/2016/5/11/chartex" xmlns:cx6="http://schemas.microsoft.com/office/drawing/2016/5/12/chartex" xmlns:cx7="http://schemas.microsoft.com/office/drawing/2016/5/13/chartex" xmlns:cx8="http://schemas.microsoft.com/office/drawing/2016/5/14/chartex" xmlns:mc="http://schemas.openxmlformats.org/markup-compatibility/2006" xmlns:aink="http://schemas.microsoft.com/office/drawing/2016/ink" xmlns:am3d="http://schemas.microsoft.com/office/drawing/2017/model3d" xmlns:o="urn:schemas-microsoft-com:office:office" xmlns:oel="http://schemas.microsoft.com/office/2019/extlst" xmlns:r="http://schemas.openxmlformats.org/officeDocument/2006/relationships" xmlns:m="http://schemas.openxmlformats.org/officeDocument/2006/math" xmlns:v="urn:schemas-microsoft-com:vml" xmlns:wp14="http://schemas.microsoft.com/office/word/2010/wordprocessingDrawing" xmlns:wp="http://schemas.openxmlformats.org/drawingml/2006/wordprocessingDrawing" xmlns:w10="urn:schemas-microsoft-com:office:word" xmlns:w="http://schemas.openxmlformats.org/wordprocessingml/2006/main" xmlns:w14="http://schemas.microsoft.com/office/word/2010/wordml" xmlns:w15="http://schemas.microsoft.com/office/word/2012/wordml" xmlns:w16cex="http://schemas.microsoft.com/office/word/2018/wordml/cex" xmlns:w16cid="http://schemas.microsoft.com/office/word/2016/wordml/cid" xmlns:w16="http://schemas.microsoft.com/office/word/2018/wordml" xmlns:w16du="http://schemas.microsoft.com/office/word/2023/wordml/word16du" xmlns:w16sdtdh="http://schemas.microsoft.com/office/word/2020/wordml/sdtdatahash" xmlns:w16sdtfl="http://schemas.microsoft.com/office/word/2024/wordml/sdtformatlock" xmlns:w16se="http://schemas.microsoft.com/office/word/2015/wordml/symex" xmlns:wpg="http://schemas.microsoft.com/office/word/2010/wordprocessingGroup" xmlns:wpi="http://schemas.microsoft.com/office/word/2010/wordprocessingInk" xmlns:wne="http://schemas.microsoft.com/office/word/2006/wordml" xmlns:wps="http://schemas.microsoft.com/office/word/2010/wordprocessingShape" mc:Ignorable="w14 w15 w16se w16cid w16 w16cex w16sdtdh w16sdtfl w16du wp14">
   <w:body>
     <w:tbl>
       <w:tblPr>
@@ -79,47 +79,19 @@
                 <w:rFonts w:asciiTheme="majorHAnsi" w:eastAsiaTheme="majorHAnsi" w:hAnsiTheme="majorHAnsi"/>
               </w:rPr>
             </w:pPr>
+            <w:proofErr w:type="spellStart"/>
             <w:r>
               <w:rPr>
                 <w:rFonts w:asciiTheme="majorHAnsi" w:eastAsiaTheme="majorHAnsi" w:hAnsiTheme="majorHAnsi" w:hint="eastAsia"/>
               </w:rPr>
-              <w:t xml:space="preserve">통신시험 1 </w:t>
+              <w:t>EtherCAT</w:t>
             </w:r>
+            <w:proofErr w:type="spellEnd"/>
             <w:r>
               <w:rPr>
-                <w:rFonts w:asciiTheme="majorHAnsi" w:eastAsiaTheme="majorHAnsi" w:hAnsiTheme="majorHAnsi"/>
-              </w:rPr>
-              <w:t>–</w:t>
-            </w:r>
-            <w:r>
-              <w:rPr>
-                <w:rFonts w:asciiTheme="majorHAnsi" w:eastAsiaTheme="majorHAnsi" w:hAnsiTheme="majorHAnsi"/>
-              </w:rPr>
-              <w:t xml:space="preserve"> </w:t>
-            </w:r>
-            <w:r>
-              <w:rPr>
                 <w:rFonts w:asciiTheme="majorHAnsi" w:eastAsiaTheme="majorHAnsi" w:hAnsiTheme="majorHAnsi" w:hint="eastAsia"/>
               </w:rPr>
-              <w:t>Holding Register</w:t>
-            </w:r>
-            <w:r>
-              <w:rPr>
-                <w:rFonts w:asciiTheme="majorHAnsi" w:eastAsiaTheme="majorHAnsi" w:hAnsiTheme="majorHAnsi"/>
-              </w:rPr>
-              <w:t xml:space="preserve"> (FC: 0x03) 프레임 검증 및</w:t>
-            </w:r>
-            <w:r>
-              <w:rPr>
-                <w:rFonts w:asciiTheme="majorHAnsi" w:eastAsiaTheme="majorHAnsi" w:hAnsiTheme="majorHAnsi" w:hint="eastAsia"/>
-              </w:rPr>
-              <w:t xml:space="preserve"> </w:t>
-            </w:r>
-            <w:r>
-              <w:rPr>
-                <w:rFonts w:asciiTheme="majorHAnsi" w:eastAsiaTheme="majorHAnsi" w:hAnsiTheme="majorHAnsi"/>
-              </w:rPr>
-              <w:t>예외 응답/버퍼 복구 통합 검증</w:t>
+              <w:t xml:space="preserve"> SDO (FC 0x2B) 프레임 검증 및 예외 처리 검증</w:t>
             </w:r>
           </w:p>
         </w:tc>
@@ -266,14 +238,14 @@
               </w:numPr>
               <w:jc w:val="center"/>
               <w:rPr>
-                <w:rFonts w:asciiTheme="majorHAnsi" w:eastAsiaTheme="majorHAnsi" w:hAnsiTheme="majorHAnsi"/>
+                <w:rFonts w:asciiTheme="majorHAnsi" w:eastAsiaTheme="majorHAnsi" w:hAnsiTheme="majorHAnsi" w:hint="eastAsia"/>
               </w:rPr>
             </w:pPr>
             <w:r>
               <w:rPr>
                 <w:rFonts w:asciiTheme="majorHAnsi" w:eastAsiaTheme="majorHAnsi" w:hAnsiTheme="majorHAnsi" w:hint="eastAsia"/>
               </w:rPr>
-              <w:t>1</w:t>
+              <w:t>05</w:t>
             </w:r>
           </w:p>
         </w:tc>
@@ -322,39 +294,69 @@
                 <w:numId w:val="0"/>
               </w:numPr>
               <w:rPr>
-                <w:rFonts w:asciiTheme="majorHAnsi" w:eastAsiaTheme="majorHAnsi" w:hAnsiTheme="majorHAnsi"/>
+                <w:rFonts w:asciiTheme="majorHAnsi" w:eastAsiaTheme="majorHAnsi" w:hAnsiTheme="majorHAnsi" w:hint="eastAsia"/>
               </w:rPr>
             </w:pPr>
             <w:r>
               <w:rPr>
+                <w:rFonts w:asciiTheme="majorHAnsi" w:eastAsiaTheme="majorHAnsi" w:hAnsiTheme="majorHAnsi" w:hint="eastAsia"/>
+              </w:rPr>
+              <w:t>Modbus RTU FC 0x2B MEI Transport (</w:t>
+            </w:r>
+            <w:proofErr w:type="spellStart"/>
+            <w:r>
+              <w:rPr>
+                <w:rFonts w:asciiTheme="majorHAnsi" w:eastAsiaTheme="majorHAnsi" w:hAnsiTheme="majorHAnsi" w:hint="eastAsia"/>
+              </w:rPr>
+              <w:t>CANopen</w:t>
+            </w:r>
+            <w:proofErr w:type="spellEnd"/>
+            <w:r>
+              <w:rPr>
+                <w:rFonts w:asciiTheme="majorHAnsi" w:eastAsiaTheme="majorHAnsi" w:hAnsiTheme="majorHAnsi" w:hint="eastAsia"/>
+              </w:rPr>
+              <w:t xml:space="preserve"> SDO) 명령으로 드라이브 내부 </w:t>
+            </w:r>
+            <w:proofErr w:type="spellStart"/>
+            <w:r>
+              <w:rPr>
+                <w:rFonts w:asciiTheme="majorHAnsi" w:eastAsiaTheme="majorHAnsi" w:hAnsiTheme="majorHAnsi" w:hint="eastAsia"/>
+              </w:rPr>
+              <w:t>CANopen</w:t>
+            </w:r>
+            <w:proofErr w:type="spellEnd"/>
+            <w:r>
+              <w:rPr>
+                <w:rFonts w:asciiTheme="majorHAnsi" w:eastAsiaTheme="majorHAnsi" w:hAnsiTheme="majorHAnsi" w:hint="eastAsia"/>
+              </w:rPr>
+              <w:t xml:space="preserve"> 오브젝트의 정상 읽기(Upload) 응답을 확인하고, 존재하지 않는 오브젝트 접근 · 쓰기 금지 오브젝트에 대한 Write 시도 · CRC 오류 프레임 전송 시 규격에 맞는 </w:t>
+            </w:r>
+            <w:proofErr w:type="spellStart"/>
+            <w:r>
+              <w:rPr>
+                <w:rFonts w:asciiTheme="majorHAnsi" w:eastAsiaTheme="majorHAnsi" w:hAnsiTheme="majorHAnsi" w:hint="eastAsia"/>
+              </w:rPr>
+              <w:t>AbortCode</w:t>
+            </w:r>
+            <w:proofErr w:type="spellEnd"/>
+            <w:r>
+              <w:rPr>
+                <w:rFonts w:asciiTheme="majorHAnsi" w:eastAsiaTheme="majorHAnsi" w:hAnsiTheme="majorHAnsi" w:hint="eastAsia"/>
+              </w:rPr>
+              <w:t xml:space="preserve"> 응답 또는 무응답(Drop) 여부를 검증하며, FC 0x2B 비정상 트랜잭션 이후에도 통신 버퍼가 정상 복구되는지 확인한다.</w:t>
+            </w:r>
+          </w:p>
+          <w:p>
+            <w:pPr>
+              <w:pStyle w:val="1-0"/>
+              <w:numPr>
+                <w:ilvl w:val="0"/>
+                <w:numId w:val="0"/>
+              </w:numPr>
+              <w:rPr>
                 <w:rFonts w:asciiTheme="majorHAnsi" w:eastAsiaTheme="majorHAnsi" w:hAnsiTheme="majorHAnsi"/>
               </w:rPr>
-              <w:t xml:space="preserve">Modbus RTU Read Holding Registers [0x03] 명령을 Raw Hex Frame으로 </w:t>
-            </w:r>
-            <w:r>
-              <w:rPr>
-                <w:rFonts w:asciiTheme="majorHAnsi" w:eastAsiaTheme="majorHAnsi" w:hAnsiTheme="majorHAnsi" w:hint="eastAsia"/>
-              </w:rPr>
-              <w:t>전송</w:t>
-            </w:r>
-            <w:r>
-              <w:rPr>
-                <w:rFonts w:asciiTheme="majorHAnsi" w:eastAsiaTheme="majorHAnsi" w:hAnsiTheme="majorHAnsi"/>
-              </w:rPr>
-              <w:t xml:space="preserve">하여 파라미터의 정상 반환을 확인하고, 비정상 주소/길이 초과/CRC 오류/잘린 프레임(Truncated) </w:t>
-            </w:r>
-            <w:r>
-              <w:rPr>
-                <w:rFonts w:asciiTheme="majorHAnsi" w:eastAsiaTheme="majorHAnsi" w:hAnsiTheme="majorHAnsi" w:hint="eastAsia"/>
-              </w:rPr>
-              <w:t>전송</w:t>
-            </w:r>
-            <w:r>
-              <w:rPr>
-                <w:rFonts w:asciiTheme="majorHAnsi" w:eastAsiaTheme="majorHAnsi" w:hAnsiTheme="majorHAnsi"/>
-              </w:rPr>
-              <w:t xml:space="preserve"> 시 규격에 맞는 Exception Code 응답 여부와 통신 버퍼 자가 복구 능력을 종합적으로 검증한다.</w:t>
-            </w:r>
+            </w:pPr>
           </w:p>
         </w:tc>
       </w:tr>
@@ -595,41 +597,42 @@
             <w:pPr>
               <w:rPr>
                 <w:rFonts w:asciiTheme="majorHAnsi" w:eastAsiaTheme="majorHAnsi" w:hAnsiTheme="majorHAnsi"/>
+              </w:rPr>
+            </w:pPr>
+            <w:r>
+              <w:rPr>
+                <w:rFonts w:asciiTheme="majorHAnsi" w:eastAsiaTheme="majorHAnsi" w:hAnsiTheme="majorHAnsi"/>
                 <w:b/>
                 <w:bCs/>
               </w:rPr>
-            </w:pPr>
-            <w:r>
-              <w:rPr>
-                <w:rFonts w:asciiTheme="majorHAnsi" w:eastAsiaTheme="majorHAnsi" w:hAnsiTheme="majorHAnsi" w:hint="eastAsia"/>
-                <w:b/>
-                <w:bCs/>
-              </w:rPr>
-              <w:t>&lt;Phase 1. 초기 통신 연결 (Base Setup)&gt;</w:t>
+              <w:t>〈Phase 1. 초기 통신 연결 (Base Setup)〉</w:t>
             </w:r>
           </w:p>
           <w:p>
             <w:pPr>
               <w:numPr>
                 <w:ilvl w:val="0"/>
-                <w:numId w:val="21"/>
+                <w:numId w:val="39"/>
               </w:numPr>
+              <w:tabs>
+                <w:tab w:val="num" w:pos="720"/>
+              </w:tabs>
               <w:rPr>
                 <w:rFonts w:asciiTheme="majorHAnsi" w:eastAsiaTheme="majorHAnsi" w:hAnsiTheme="majorHAnsi"/>
               </w:rPr>
             </w:pPr>
             <w:r>
               <w:rPr>
-                <w:rFonts w:asciiTheme="majorHAnsi" w:eastAsiaTheme="majorHAnsi" w:hAnsiTheme="majorHAnsi" w:hint="eastAsia"/>
-              </w:rPr>
-              <w:t>USB to 485 컨버터를 이용하여 EC FAN과 제어 PC를 연결한다.</w:t>
+                <w:rFonts w:asciiTheme="majorHAnsi" w:eastAsiaTheme="majorHAnsi" w:hAnsiTheme="majorHAnsi"/>
+              </w:rPr>
+              <w:t>RS485 인터페이스를 이용하여 드라이브와 제어 PC를 연결한다.</w:t>
             </w:r>
           </w:p>
           <w:p>
             <w:pPr>
               <w:numPr>
                 <w:ilvl w:val="0"/>
-                <w:numId w:val="21"/>
+                <w:numId w:val="39"/>
               </w:numPr>
               <w:rPr>
                 <w:rFonts w:asciiTheme="majorHAnsi" w:eastAsiaTheme="majorHAnsi" w:hAnsiTheme="majorHAnsi"/>
@@ -637,65 +640,109 @@
             </w:pPr>
             <w:r>
               <w:rPr>
-                <w:rFonts w:asciiTheme="majorHAnsi" w:eastAsiaTheme="majorHAnsi" w:hAnsiTheme="majorHAnsi" w:hint="eastAsia"/>
-              </w:rPr>
-              <w:t>제어 프로그램(Modbus Master)에서 초기 설정으로 접속한다.</w:t>
+                <w:rFonts w:asciiTheme="majorHAnsi" w:eastAsiaTheme="majorHAnsi" w:hAnsiTheme="majorHAnsi"/>
+              </w:rPr>
+              <w:t>통신 툴을 실행하고 COM Port 연결 상태를 확인한다.</w:t>
             </w:r>
             <w:r>
               <w:rPr>
-                <w:rFonts w:asciiTheme="majorHAnsi" w:eastAsiaTheme="majorHAnsi" w:hAnsiTheme="majorHAnsi" w:hint="eastAsia"/>
+                <w:rFonts w:asciiTheme="majorHAnsi" w:eastAsiaTheme="majorHAnsi" w:hAnsiTheme="majorHAnsi"/>
               </w:rPr>
               <w:br/>
             </w:r>
             <w:r>
               <w:rPr>
                 <w:rFonts w:asciiTheme="majorHAnsi" w:eastAsiaTheme="majorHAnsi" w:hAnsiTheme="majorHAnsi" w:hint="eastAsia"/>
-                <w:b/>
-                <w:bCs/>
-              </w:rPr>
-              <w:t xml:space="preserve">485 통신 </w:t>
-            </w:r>
-            <w:proofErr w:type="gramStart"/>
-            <w:r>
-              <w:rPr>
-                <w:rFonts w:asciiTheme="majorHAnsi" w:eastAsiaTheme="majorHAnsi" w:hAnsiTheme="majorHAnsi" w:hint="eastAsia"/>
-                <w:b/>
-                <w:bCs/>
-              </w:rPr>
-              <w:t>초기설정</w:t>
+              </w:rPr>
+              <w:t xml:space="preserve">( </w:t>
             </w:r>
             <w:r>
               <w:rPr>
-                <w:rFonts w:asciiTheme="majorHAnsi" w:eastAsiaTheme="majorHAnsi" w:hAnsiTheme="majorHAnsi" w:hint="eastAsia"/>
-              </w:rPr>
-              <w:t xml:space="preserve"> :</w:t>
-            </w:r>
-            <w:proofErr w:type="gramEnd"/>
-            <w:r>
-              <w:rPr>
-                <w:rFonts w:asciiTheme="majorHAnsi" w:eastAsiaTheme="majorHAnsi" w:hAnsiTheme="majorHAnsi" w:hint="eastAsia"/>
-              </w:rPr>
-              <w:t xml:space="preserve"> (</w:t>
+                <w:rFonts w:asciiTheme="majorHAnsi" w:eastAsiaTheme="majorHAnsi" w:hAnsiTheme="majorHAnsi"/>
+              </w:rPr>
+              <w:t xml:space="preserve">통신 초기 설정: </w:t>
             </w:r>
             <w:proofErr w:type="spellStart"/>
             <w:r>
               <w:rPr>
-                <w:rFonts w:asciiTheme="majorHAnsi" w:eastAsiaTheme="majorHAnsi" w:hAnsiTheme="majorHAnsi" w:hint="eastAsia"/>
+                <w:rFonts w:asciiTheme="majorHAnsi" w:eastAsiaTheme="majorHAnsi" w:hAnsiTheme="majorHAnsi"/>
               </w:rPr>
               <w:t>Baudrate</w:t>
             </w:r>
             <w:proofErr w:type="spellEnd"/>
             <w:r>
               <w:rPr>
+                <w:rFonts w:asciiTheme="majorHAnsi" w:eastAsiaTheme="majorHAnsi" w:hAnsiTheme="majorHAnsi"/>
+              </w:rPr>
+              <w:t xml:space="preserve"> 19,200 </w:t>
+            </w:r>
+            <w:proofErr w:type="gramStart"/>
+            <w:r>
+              <w:rPr>
+                <w:rFonts w:asciiTheme="majorHAnsi" w:eastAsiaTheme="majorHAnsi" w:hAnsiTheme="majorHAnsi"/>
+              </w:rPr>
+              <w:t>bps /</w:t>
+            </w:r>
+            <w:proofErr w:type="gramEnd"/>
+            <w:r>
+              <w:rPr>
+                <w:rFonts w:asciiTheme="majorHAnsi" w:eastAsiaTheme="majorHAnsi" w:hAnsiTheme="majorHAnsi"/>
+              </w:rPr>
+              <w:t xml:space="preserve"> Parity </w:t>
+            </w:r>
+            <w:proofErr w:type="gramStart"/>
+            <w:r>
+              <w:rPr>
+                <w:rFonts w:asciiTheme="majorHAnsi" w:eastAsiaTheme="majorHAnsi" w:hAnsiTheme="majorHAnsi"/>
+              </w:rPr>
+              <w:t>Even /</w:t>
+            </w:r>
+            <w:proofErr w:type="gramEnd"/>
+            <w:r>
+              <w:rPr>
+                <w:rFonts w:asciiTheme="majorHAnsi" w:eastAsiaTheme="majorHAnsi" w:hAnsiTheme="majorHAnsi"/>
+              </w:rPr>
+              <w:t xml:space="preserve"> Node ID </w:t>
+            </w:r>
+            <w:proofErr w:type="gramStart"/>
+            <w:r>
+              <w:rPr>
+                <w:rFonts w:asciiTheme="majorHAnsi" w:eastAsiaTheme="majorHAnsi" w:hAnsiTheme="majorHAnsi"/>
+              </w:rPr>
+              <w:t>1</w:t>
+            </w:r>
+            <w:r>
+              <w:rPr>
                 <w:rFonts w:asciiTheme="majorHAnsi" w:eastAsiaTheme="majorHAnsi" w:hAnsiTheme="majorHAnsi" w:hint="eastAsia"/>
               </w:rPr>
-              <w:t xml:space="preserve"> : 19,200bps, Parity : Even, Node ID : 1)</w:t>
+              <w:t xml:space="preserve"> )</w:t>
+            </w:r>
+            <w:proofErr w:type="gramEnd"/>
+          </w:p>
+          <w:p>
+            <w:pPr>
+              <w:numPr>
+                <w:ilvl w:val="0"/>
+                <w:numId w:val="39"/>
+              </w:numPr>
+              <w:tabs>
+                <w:tab w:val="num" w:pos="720"/>
+              </w:tabs>
+              <w:rPr>
+                <w:rFonts w:asciiTheme="majorHAnsi" w:eastAsiaTheme="majorHAnsi" w:hAnsiTheme="majorHAnsi"/>
+              </w:rPr>
+            </w:pPr>
+            <w:r>
+              <w:rPr>
+                <w:rFonts w:asciiTheme="majorHAnsi" w:eastAsiaTheme="majorHAnsi" w:hAnsiTheme="majorHAnsi"/>
+              </w:rPr>
+              <w:t>FC 0x03 명령으로 임의의 파라미터를 1회 읽어 Modbus 기본 통신이 정상인지 확인한다.</w:t>
             </w:r>
           </w:p>
           <w:p>
             <w:pPr>
               <w:rPr>
-                <w:rFonts w:asciiTheme="majorHAnsi" w:eastAsiaTheme="majorHAnsi" w:hAnsiTheme="majorHAnsi"/>
+                <w:rFonts w:asciiTheme="majorHAnsi" w:eastAsiaTheme="majorHAnsi" w:hAnsiTheme="majorHAnsi" w:hint="eastAsia"/>
               </w:rPr>
             </w:pPr>
           </w:p>
@@ -703,8 +750,6 @@
             <w:pPr>
               <w:rPr>
                 <w:rFonts w:asciiTheme="majorHAnsi" w:eastAsiaTheme="majorHAnsi" w:hAnsiTheme="majorHAnsi"/>
-                <w:b/>
-                <w:bCs/>
               </w:rPr>
             </w:pPr>
             <w:r>
@@ -713,36 +758,15 @@
                 <w:b/>
                 <w:bCs/>
               </w:rPr>
-              <w:t xml:space="preserve">&lt;Phase 2. 파라미터 조합 및 </w:t>
-            </w:r>
-            <w:proofErr w:type="spellStart"/>
-            <w:r>
-              <w:rPr>
-                <w:rFonts w:asciiTheme="majorHAnsi" w:eastAsiaTheme="majorHAnsi" w:hAnsiTheme="majorHAnsi"/>
-                <w:b/>
-                <w:bCs/>
-              </w:rPr>
-              <w:t>경계값</w:t>
-            </w:r>
-            <w:proofErr w:type="spellEnd"/>
-            <w:r>
-              <w:rPr>
-                <w:rFonts w:asciiTheme="majorHAnsi" w:eastAsiaTheme="majorHAnsi" w:hAnsiTheme="majorHAnsi"/>
-                <w:b/>
-                <w:bCs/>
-              </w:rPr>
-              <w:t xml:space="preserve"> 전수 검증 (Combination &amp; BVA Test)&gt;</w:t>
+              <w:t>〈Phase 2. FC 0x2B 정상 동작 검증〉</w:t>
             </w:r>
           </w:p>
           <w:p>
             <w:pPr>
               <w:numPr>
                 <w:ilvl w:val="0"/>
-                <w:numId w:val="22"/>
+                <w:numId w:val="40"/>
               </w:numPr>
-              <w:tabs>
-                <w:tab w:val="num" w:pos="720"/>
-              </w:tabs>
               <w:rPr>
                 <w:rFonts w:asciiTheme="majorHAnsi" w:eastAsiaTheme="majorHAnsi" w:hAnsiTheme="majorHAnsi"/>
               </w:rPr>
@@ -751,28 +775,28 @@
               <w:rPr>
                 <w:rFonts w:asciiTheme="majorHAnsi" w:eastAsiaTheme="majorHAnsi" w:hAnsiTheme="majorHAnsi"/>
               </w:rPr>
-              <w:t xml:space="preserve">Modbus 표준상 한 번의 FC 0x03 명령으로 읽을 수 있는 최대 레지스터 개수(Quantity) </w:t>
+              <w:t>FC 0x2B MEI Transport (</w:t>
             </w:r>
             <w:proofErr w:type="spellStart"/>
             <w:r>
               <w:rPr>
                 <w:rFonts w:asciiTheme="majorHAnsi" w:eastAsiaTheme="majorHAnsi" w:hAnsiTheme="majorHAnsi"/>
               </w:rPr>
-              <w:t>경계값은</w:t>
+              <w:t>CANopen</w:t>
             </w:r>
             <w:proofErr w:type="spellEnd"/>
             <w:r>
               <w:rPr>
                 <w:rFonts w:asciiTheme="majorHAnsi" w:eastAsiaTheme="majorHAnsi" w:hAnsiTheme="majorHAnsi"/>
               </w:rPr>
-              <w:t xml:space="preserve"> 125개(Hex: 0x007D)이다.</w:t>
+              <w:t xml:space="preserve"> Upload) 명령으로 드라이브 내부 오브젝트를 읽는다.</w:t>
             </w:r>
           </w:p>
           <w:p>
             <w:pPr>
               <w:numPr>
                 <w:ilvl w:val="0"/>
-                <w:numId w:val="22"/>
+                <w:numId w:val="40"/>
               </w:numPr>
               <w:tabs>
                 <w:tab w:val="num" w:pos="720"/>
@@ -785,32 +809,18 @@
               <w:rPr>
                 <w:rFonts w:asciiTheme="majorHAnsi" w:eastAsiaTheme="majorHAnsi" w:hAnsiTheme="majorHAnsi"/>
               </w:rPr>
-              <w:t xml:space="preserve">타겟 주소 [0xD001]부터 연속된 125개의 레지스터를 한 번에 읽어오는 </w:t>
-            </w:r>
-            <w:proofErr w:type="spellStart"/>
-            <w:r>
-              <w:rPr>
-                <w:rFonts w:asciiTheme="majorHAnsi" w:eastAsiaTheme="majorHAnsi" w:hAnsiTheme="majorHAnsi"/>
-              </w:rPr>
-              <w:t>경계값</w:t>
-            </w:r>
-            <w:proofErr w:type="spellEnd"/>
-            <w:r>
-              <w:rPr>
-                <w:rFonts w:asciiTheme="majorHAnsi" w:eastAsiaTheme="majorHAnsi" w:hAnsiTheme="majorHAnsi"/>
-              </w:rPr>
-              <w:t xml:space="preserve"> 프레임을 강제 송신한다.</w:t>
+              <w:t>위 명령을 3회 반복 전송하여 수신 응답의 일관성을 확인한다.</w:t>
             </w:r>
           </w:p>
           <w:p>
             <w:pPr>
-              <w:numPr>
-                <w:ilvl w:val="1"/>
-                <w:numId w:val="22"/>
-              </w:numPr>
-              <w:tabs>
-                <w:tab w:val="num" w:pos="1440"/>
-              </w:tabs>
+              <w:rPr>
+                <w:rFonts w:asciiTheme="majorHAnsi" w:eastAsiaTheme="majorHAnsi" w:hAnsiTheme="majorHAnsi" w:hint="eastAsia"/>
+              </w:rPr>
+            </w:pPr>
+          </w:p>
+          <w:p>
+            <w:pPr>
               <w:rPr>
                 <w:rFonts w:asciiTheme="majorHAnsi" w:eastAsiaTheme="majorHAnsi" w:hAnsiTheme="majorHAnsi"/>
               </w:rPr>
@@ -818,19 +828,18 @@
             <w:r>
               <w:rPr>
                 <w:rFonts w:asciiTheme="majorHAnsi" w:eastAsiaTheme="majorHAnsi" w:hAnsiTheme="majorHAnsi"/>
-              </w:rPr>
-              <w:t>송신(TX) 프레임: 01 03 D0 01 00 7D [맞는 CRC Hi/Lo]</w:t>
+                <w:b/>
+                <w:bCs/>
+              </w:rPr>
+              <w:t>〈Phase 3. 예외 처리 검증 (Negative Test)〉</w:t>
             </w:r>
           </w:p>
           <w:p>
             <w:pPr>
               <w:numPr>
                 <w:ilvl w:val="0"/>
-                <w:numId w:val="22"/>
+                <w:numId w:val="41"/>
               </w:numPr>
-              <w:tabs>
-                <w:tab w:val="num" w:pos="720"/>
-              </w:tabs>
               <w:rPr>
                 <w:rFonts w:asciiTheme="majorHAnsi" w:eastAsiaTheme="majorHAnsi" w:hAnsiTheme="majorHAnsi"/>
               </w:rPr>
@@ -839,38 +848,28 @@
               <w:rPr>
                 <w:rFonts w:asciiTheme="majorHAnsi" w:eastAsiaTheme="majorHAnsi" w:hAnsiTheme="majorHAnsi"/>
               </w:rPr>
-              <w:t>수신 버퍼에 정상적인 FC 0x03 응답과 함께, Byte Count가 0xFA (250바이트)로 찍혀서 들어오는지 3회 반복 확인한다.</w:t>
+              <w:t xml:space="preserve">존재하지 않는 </w:t>
             </w:r>
-          </w:p>
-          <w:p>
-            <w:pPr>
+            <w:proofErr w:type="spellStart"/>
+            <w:r>
               <w:rPr>
                 <w:rFonts w:asciiTheme="majorHAnsi" w:eastAsiaTheme="majorHAnsi" w:hAnsiTheme="majorHAnsi"/>
               </w:rPr>
-            </w:pPr>
-          </w:p>
-          <w:p>
-            <w:pPr>
+              <w:t>CANopen</w:t>
+            </w:r>
+            <w:proofErr w:type="spellEnd"/>
+            <w:r>
               <w:rPr>
                 <w:rFonts w:asciiTheme="majorHAnsi" w:eastAsiaTheme="majorHAnsi" w:hAnsiTheme="majorHAnsi"/>
-                <w:b/>
-                <w:bCs/>
-              </w:rPr>
-            </w:pPr>
-            <w:r>
-              <w:rPr>
-                <w:rFonts w:asciiTheme="majorHAnsi" w:eastAsiaTheme="majorHAnsi" w:hAnsiTheme="majorHAnsi"/>
-                <w:b/>
-                <w:bCs/>
-              </w:rPr>
-              <w:t>&lt;Phase 3. 지원 범위를 벗어난 비정상 통신 설정 예외 검증 (Negative Test)&gt;</w:t>
+              </w:rPr>
+              <w:t xml:space="preserve"> 오브젝트 인덱스에 Upload 명령을 전송한다.</w:t>
             </w:r>
           </w:p>
           <w:p>
             <w:pPr>
               <w:numPr>
                 <w:ilvl w:val="0"/>
-                <w:numId w:val="23"/>
+                <w:numId w:val="41"/>
               </w:numPr>
               <w:tabs>
                 <w:tab w:val="num" w:pos="720"/>
@@ -882,1532 +881,29 @@
             <w:r>
               <w:rPr>
                 <w:rFonts w:asciiTheme="majorHAnsi" w:eastAsiaTheme="majorHAnsi" w:hAnsiTheme="majorHAnsi"/>
-                <w:b/>
-                <w:bCs/>
-              </w:rPr>
-              <w:t>[주소 예외]</w:t>
-            </w:r>
-            <w:r>
-              <w:rPr>
-                <w:rFonts w:asciiTheme="majorHAnsi" w:eastAsiaTheme="majorHAnsi" w:hAnsiTheme="majorHAnsi"/>
-              </w:rPr>
-              <w:t xml:space="preserve"> 펌웨어 메모리 </w:t>
-            </w:r>
-            <w:proofErr w:type="spellStart"/>
-            <w:r>
-              <w:rPr>
-                <w:rFonts w:asciiTheme="majorHAnsi" w:eastAsiaTheme="majorHAnsi" w:hAnsiTheme="majorHAnsi"/>
-              </w:rPr>
-              <w:t>맵에</w:t>
-            </w:r>
-            <w:proofErr w:type="spellEnd"/>
-            <w:r>
-              <w:rPr>
-                <w:rFonts w:asciiTheme="majorHAnsi" w:eastAsiaTheme="majorHAnsi" w:hAnsiTheme="majorHAnsi"/>
-              </w:rPr>
-              <w:t xml:space="preserve"> 존재하지 않는 범위를 벗어난 주소(예: 0xFFFF)에 Read 명령을 송신한다.</w:t>
-            </w:r>
-          </w:p>
-          <w:p>
-            <w:pPr>
-              <w:numPr>
-                <w:ilvl w:val="1"/>
-                <w:numId w:val="23"/>
-              </w:numPr>
-              <w:tabs>
-                <w:tab w:val="num" w:pos="1440"/>
-              </w:tabs>
-              <w:rPr>
-                <w:rFonts w:asciiTheme="majorHAnsi" w:eastAsiaTheme="majorHAnsi" w:hAnsiTheme="majorHAnsi"/>
-              </w:rPr>
-            </w:pPr>
-            <w:r>
-              <w:rPr>
-                <w:rFonts w:asciiTheme="majorHAnsi" w:eastAsiaTheme="majorHAnsi" w:hAnsiTheme="majorHAnsi"/>
-              </w:rPr>
-              <w:t xml:space="preserve">송신(TX) 프레임: 01 03 FF </w:t>
-            </w:r>
-            <w:proofErr w:type="spellStart"/>
-            <w:r>
-              <w:rPr>
-                <w:rFonts w:asciiTheme="majorHAnsi" w:eastAsiaTheme="majorHAnsi" w:hAnsiTheme="majorHAnsi"/>
-              </w:rPr>
-              <w:t>FF</w:t>
-            </w:r>
-            <w:proofErr w:type="spellEnd"/>
-            <w:r>
-              <w:rPr>
-                <w:rFonts w:asciiTheme="majorHAnsi" w:eastAsiaTheme="majorHAnsi" w:hAnsiTheme="majorHAnsi"/>
-              </w:rPr>
-              <w:t xml:space="preserve"> 00 01 84 1A</w:t>
+              </w:rPr>
+              <w:t>쓰기 금지(Read-Only) 오브젝트에 Download(Write) 명령을 전송한다.</w:t>
             </w:r>
           </w:p>
           <w:p>
             <w:pPr>
               <w:numPr>
                 <w:ilvl w:val="0"/>
-                <w:numId w:val="23"/>
+                <w:numId w:val="41"/>
               </w:numPr>
               <w:tabs>
                 <w:tab w:val="num" w:pos="720"/>
               </w:tabs>
               <w:rPr>
-                <w:rFonts w:asciiTheme="majorHAnsi" w:eastAsiaTheme="majorHAnsi" w:hAnsiTheme="majorHAnsi"/>
+                <w:rFonts w:asciiTheme="majorHAnsi" w:eastAsiaTheme="majorHAnsi" w:hAnsiTheme="majorHAnsi" w:hint="eastAsia"/>
               </w:rPr>
             </w:pPr>
             <w:r>
               <w:rPr>
                 <w:rFonts w:asciiTheme="majorHAnsi" w:eastAsiaTheme="majorHAnsi" w:hAnsiTheme="majorHAnsi"/>
-                <w:b/>
-                <w:bCs/>
-              </w:rPr>
-              <w:t>[길이 초과 예외]</w:t>
+              </w:rPr>
+              <w:t>데이터는 정상이지만 마지막 2바이트 CRC를 의도적으로 00 00으로 훼손한 프레임을 전송한다.</w:t>
             </w:r>
-            <w:r>
-              <w:rPr>
-                <w:rFonts w:asciiTheme="majorHAnsi" w:eastAsiaTheme="majorHAnsi" w:hAnsiTheme="majorHAnsi"/>
-              </w:rPr>
-              <w:t> 최대 읽기 허용 개수 125개를 초과하는 126개(0x007E)를 요청하는 프레임을 송신한다.</w:t>
-            </w:r>
-          </w:p>
-          <w:p>
-            <w:pPr>
-              <w:numPr>
-                <w:ilvl w:val="1"/>
-                <w:numId w:val="23"/>
-              </w:numPr>
-              <w:tabs>
-                <w:tab w:val="num" w:pos="1440"/>
-              </w:tabs>
-              <w:rPr>
-                <w:rFonts w:asciiTheme="majorHAnsi" w:eastAsiaTheme="majorHAnsi" w:hAnsiTheme="majorHAnsi"/>
-              </w:rPr>
-            </w:pPr>
-            <w:r>
-              <w:rPr>
-                <w:rFonts w:asciiTheme="majorHAnsi" w:eastAsiaTheme="majorHAnsi" w:hAnsiTheme="majorHAnsi"/>
-              </w:rPr>
-              <w:t>송신(TX) 프레임: 01 03 D0 01 00 7E [맞는 CRC Hi/Lo]</w:t>
-            </w:r>
-          </w:p>
-          <w:p>
-            <w:pPr>
-              <w:numPr>
-                <w:ilvl w:val="0"/>
-                <w:numId w:val="23"/>
-              </w:numPr>
-              <w:tabs>
-                <w:tab w:val="num" w:pos="720"/>
-              </w:tabs>
-              <w:rPr>
-                <w:rFonts w:asciiTheme="majorHAnsi" w:eastAsiaTheme="majorHAnsi" w:hAnsiTheme="majorHAnsi"/>
-              </w:rPr>
-            </w:pPr>
-            <w:r>
-              <w:rPr>
-                <w:rFonts w:asciiTheme="majorHAnsi" w:eastAsiaTheme="majorHAnsi" w:hAnsiTheme="majorHAnsi"/>
-                <w:b/>
-                <w:bCs/>
-              </w:rPr>
-              <w:t>[CRC 훼손 예외]</w:t>
-            </w:r>
-            <w:r>
-              <w:rPr>
-                <w:rFonts w:asciiTheme="majorHAnsi" w:eastAsiaTheme="majorHAnsi" w:hAnsiTheme="majorHAnsi"/>
-              </w:rPr>
-              <w:t> 데이터는 정상이지만 고의로 마지막 2바이트 CRC 값을 틀리게(0x00 00) 변조하여 송신한다.</w:t>
-            </w:r>
-          </w:p>
-          <w:p>
-            <w:pPr>
-              <w:numPr>
-                <w:ilvl w:val="1"/>
-                <w:numId w:val="23"/>
-              </w:numPr>
-              <w:tabs>
-                <w:tab w:val="num" w:pos="1440"/>
-              </w:tabs>
-              <w:rPr>
-                <w:rFonts w:asciiTheme="majorHAnsi" w:eastAsiaTheme="majorHAnsi" w:hAnsiTheme="majorHAnsi"/>
-              </w:rPr>
-            </w:pPr>
-            <w:r>
-              <w:rPr>
-                <w:rFonts w:asciiTheme="majorHAnsi" w:eastAsiaTheme="majorHAnsi" w:hAnsiTheme="majorHAnsi"/>
-              </w:rPr>
-              <w:t>송신(TX) 프레임: 01 03 D0 01 00 01 00 00</w:t>
-            </w:r>
-          </w:p>
-          <w:p>
-            <w:pPr>
-              <w:rPr>
-                <w:rFonts w:asciiTheme="majorHAnsi" w:eastAsiaTheme="majorHAnsi" w:hAnsiTheme="majorHAnsi"/>
-                <w:b/>
-                <w:bCs/>
-              </w:rPr>
-            </w:pPr>
-            <w:r>
-              <w:rPr>
-                <w:rFonts w:asciiTheme="majorHAnsi" w:eastAsiaTheme="majorHAnsi" w:hAnsiTheme="majorHAnsi"/>
-                <w:b/>
-                <w:bCs/>
-              </w:rPr>
-              <w:lastRenderedPageBreak/>
-              <w:t>&lt;Phase 4. 에러 발생 및 자가 복구 검증 (Error Recovery Test)&gt;</w:t>
-            </w:r>
-          </w:p>
-          <w:p>
-            <w:pPr>
-              <w:numPr>
-                <w:ilvl w:val="0"/>
-                <w:numId w:val="24"/>
-              </w:numPr>
-              <w:tabs>
-                <w:tab w:val="num" w:pos="720"/>
-              </w:tabs>
-              <w:rPr>
-                <w:rFonts w:asciiTheme="majorHAnsi" w:eastAsiaTheme="majorHAnsi" w:hAnsiTheme="majorHAnsi"/>
-              </w:rPr>
-            </w:pPr>
-            <w:r>
-              <w:rPr>
-                <w:rFonts w:asciiTheme="majorHAnsi" w:eastAsiaTheme="majorHAnsi" w:hAnsiTheme="majorHAnsi"/>
-              </w:rPr>
-              <w:t>현장의 노이즈로 인해 프레임이 중간에 잘려(Truncated) 들어오는 상황을 시뮬레이션하기 위해, 8바이트 중 앞 3바이트만 강제로 끊어서 송신한다.</w:t>
-            </w:r>
-          </w:p>
-          <w:p>
-            <w:pPr>
-              <w:numPr>
-                <w:ilvl w:val="1"/>
-                <w:numId w:val="24"/>
-              </w:numPr>
-              <w:tabs>
-                <w:tab w:val="num" w:pos="1440"/>
-              </w:tabs>
-              <w:rPr>
-                <w:rFonts w:asciiTheme="majorHAnsi" w:eastAsiaTheme="majorHAnsi" w:hAnsiTheme="majorHAnsi"/>
-              </w:rPr>
-            </w:pPr>
-            <w:r>
-              <w:rPr>
-                <w:rFonts w:asciiTheme="majorHAnsi" w:eastAsiaTheme="majorHAnsi" w:hAnsiTheme="majorHAnsi"/>
-              </w:rPr>
-              <w:t>잘린 송신(TX) 프레임: 01 03 D0</w:t>
-            </w:r>
-          </w:p>
-          <w:p>
-            <w:pPr>
-              <w:numPr>
-                <w:ilvl w:val="0"/>
-                <w:numId w:val="24"/>
-              </w:numPr>
-              <w:tabs>
-                <w:tab w:val="num" w:pos="720"/>
-              </w:tabs>
-              <w:rPr>
-                <w:rFonts w:asciiTheme="majorHAnsi" w:eastAsiaTheme="majorHAnsi" w:hAnsiTheme="majorHAnsi"/>
-              </w:rPr>
-            </w:pPr>
-            <w:r>
-              <w:rPr>
-                <w:rFonts w:asciiTheme="majorHAnsi" w:eastAsiaTheme="majorHAnsi" w:hAnsiTheme="majorHAnsi"/>
-              </w:rPr>
-              <w:t>약 10ms(Modbus t3.5 문자 간격 타임아웃) 대기 후, 즉시 Phase 1의 정상 프레임(01 03 D0 01 00 01 ED 0A)을 재송신한다.</w:t>
-            </w:r>
-          </w:p>
-          <w:p>
-            <w:pPr>
-              <w:numPr>
-                <w:ilvl w:val="0"/>
-                <w:numId w:val="24"/>
-              </w:numPr>
-              <w:tabs>
-                <w:tab w:val="num" w:pos="720"/>
-              </w:tabs>
-              <w:rPr>
-                <w:rFonts w:asciiTheme="majorHAnsi" w:eastAsiaTheme="majorHAnsi" w:hAnsiTheme="majorHAnsi"/>
-              </w:rPr>
-            </w:pPr>
-            <w:r>
-              <w:rPr>
-                <w:rFonts w:asciiTheme="majorHAnsi" w:eastAsiaTheme="majorHAnsi" w:hAnsiTheme="majorHAnsi"/>
-              </w:rPr>
-              <w:t xml:space="preserve">펌웨어가 앞에 들어온 쓰레기 데이터(01 03 D0)에 묶여 통신 버퍼가 </w:t>
-            </w:r>
-            <w:proofErr w:type="spellStart"/>
-            <w:r>
-              <w:rPr>
-                <w:rFonts w:asciiTheme="majorHAnsi" w:eastAsiaTheme="majorHAnsi" w:hAnsiTheme="majorHAnsi"/>
-              </w:rPr>
-              <w:t>데드락</w:t>
-            </w:r>
-            <w:proofErr w:type="spellEnd"/>
-            <w:r>
-              <w:rPr>
-                <w:rFonts w:asciiTheme="majorHAnsi" w:eastAsiaTheme="majorHAnsi" w:hAnsiTheme="majorHAnsi"/>
-              </w:rPr>
-              <w:t>(Deadlock)에 빠지지 않고, 새로 들어온 정상 프레임을 인식하여 올바른 값을 응답하는지 확인한다.</w:t>
-            </w:r>
-          </w:p>
-          <w:p>
-            <w:pPr>
-              <w:rPr>
-                <w:rFonts w:asciiTheme="majorHAnsi" w:eastAsiaTheme="majorHAnsi" w:hAnsiTheme="majorHAnsi"/>
-              </w:rPr>
-            </w:pPr>
-          </w:p>
-          <w:tbl>
-            <w:tblPr>
-              <w:tblW w:w="7207" w:type="dxa"/>
-              <w:jc w:val="center"/>
-              <w:tblBorders>
-                <w:top w:val="single" w:sz="4" w:space="0" w:color="auto"/>
-                <w:left w:val="single" w:sz="4" w:space="0" w:color="auto"/>
-                <w:bottom w:val="single" w:sz="4" w:space="0" w:color="auto"/>
-                <w:right w:val="single" w:sz="4" w:space="0" w:color="auto"/>
-                <w:insideH w:val="single" w:sz="4" w:space="0" w:color="auto"/>
-                <w:insideV w:val="single" w:sz="4" w:space="0" w:color="auto"/>
-              </w:tblBorders>
-              <w:tblLayout w:type="fixed"/>
-              <w:tblLook w:val="01E0" w:firstRow="1" w:lastRow="1" w:firstColumn="1" w:lastColumn="1" w:noHBand="0" w:noVBand="0"/>
-            </w:tblPr>
-            <w:tblGrid>
-              <w:gridCol w:w="764"/>
-              <w:gridCol w:w="893"/>
-              <w:gridCol w:w="875"/>
-              <w:gridCol w:w="582"/>
-              <w:gridCol w:w="833"/>
-              <w:gridCol w:w="709"/>
-              <w:gridCol w:w="850"/>
-              <w:gridCol w:w="993"/>
-              <w:gridCol w:w="708"/>
-            </w:tblGrid>
-            <w:tr>
-              <w:trPr>
-                <w:trHeight w:val="193"/>
-                <w:jc w:val="center"/>
-              </w:trPr>
-              <w:tc>
-                <w:tcPr>
-                  <w:tcW w:w="764" w:type="dxa"/>
-                  <w:vMerge w:val="restart"/>
-                  <w:tcBorders>
-                    <w:left w:val="single" w:sz="4" w:space="0" w:color="auto"/>
-                    <w:right w:val="single" w:sz="4" w:space="0" w:color="auto"/>
-                  </w:tcBorders>
-                  <w:shd w:val="clear" w:color="auto" w:fill="E0E0E0"/>
-                  <w:vAlign w:val="center"/>
-                </w:tcPr>
-                <w:p>
-                  <w:pPr>
-                    <w:pStyle w:val="SafetyHeading"/>
-                    <w:rPr>
-                      <w:rFonts w:asciiTheme="majorHAnsi" w:eastAsiaTheme="majorHAnsi" w:hAnsiTheme="majorHAnsi"/>
-                      <w:sz w:val="16"/>
-                      <w:szCs w:val="18"/>
-                    </w:rPr>
-                  </w:pPr>
-                </w:p>
-              </w:tc>
-              <w:tc>
-                <w:tcPr>
-                  <w:tcW w:w="893" w:type="dxa"/>
-                  <w:vMerge w:val="restart"/>
-                  <w:tcBorders>
-                    <w:left w:val="single" w:sz="4" w:space="0" w:color="auto"/>
-                    <w:right w:val="single" w:sz="4" w:space="0" w:color="auto"/>
-                  </w:tcBorders>
-                  <w:shd w:val="clear" w:color="auto" w:fill="E0E0E0"/>
-                  <w:vAlign w:val="center"/>
-                </w:tcPr>
-                <w:p>
-                  <w:pPr>
-                    <w:pStyle w:val="SafetyHeading"/>
-                    <w:rPr>
-                      <w:rFonts w:asciiTheme="majorHAnsi" w:eastAsiaTheme="majorHAnsi" w:hAnsiTheme="majorHAnsi"/>
-                      <w:sz w:val="16"/>
-                      <w:szCs w:val="18"/>
-                    </w:rPr>
-                  </w:pPr>
-                  <w:r>
-                    <w:rPr>
-                      <w:rFonts w:asciiTheme="majorHAnsi" w:eastAsiaTheme="majorHAnsi" w:hAnsiTheme="majorHAnsi" w:hint="eastAsia"/>
-                      <w:sz w:val="16"/>
-                      <w:szCs w:val="18"/>
-                    </w:rPr>
-                    <w:t>N</w:t>
-                  </w:r>
-                  <w:r>
-                    <w:rPr>
-                      <w:rFonts w:asciiTheme="majorHAnsi" w:eastAsiaTheme="majorHAnsi" w:hAnsiTheme="majorHAnsi"/>
-                      <w:sz w:val="16"/>
-                      <w:szCs w:val="18"/>
-                    </w:rPr>
-                    <w:t>ode</w:t>
-                  </w:r>
-                </w:p>
-                <w:p>
-                  <w:pPr>
-                    <w:pStyle w:val="SafetyHeading"/>
-                    <w:rPr>
-                      <w:rFonts w:asciiTheme="majorHAnsi" w:eastAsiaTheme="majorHAnsi" w:hAnsiTheme="majorHAnsi"/>
-                      <w:sz w:val="16"/>
-                      <w:szCs w:val="18"/>
-                    </w:rPr>
-                  </w:pPr>
-                  <w:r>
-                    <w:rPr>
-                      <w:rFonts w:asciiTheme="majorHAnsi" w:eastAsiaTheme="majorHAnsi" w:hAnsiTheme="majorHAnsi" w:hint="eastAsia"/>
-                      <w:sz w:val="16"/>
-                      <w:szCs w:val="18"/>
-                    </w:rPr>
-                    <w:t>ID</w:t>
-                  </w:r>
-                </w:p>
-              </w:tc>
-              <w:tc>
-                <w:tcPr>
-                  <w:tcW w:w="875" w:type="dxa"/>
-                  <w:vMerge w:val="restart"/>
-                  <w:tcBorders>
-                    <w:left w:val="single" w:sz="4" w:space="0" w:color="auto"/>
-                    <w:right w:val="single" w:sz="4" w:space="0" w:color="auto"/>
-                  </w:tcBorders>
-                  <w:shd w:val="clear" w:color="auto" w:fill="E0E0E0"/>
-                  <w:vAlign w:val="center"/>
-                </w:tcPr>
-                <w:p>
-                  <w:pPr>
-                    <w:pStyle w:val="SafetyHeading"/>
-                    <w:rPr>
-                      <w:rFonts w:asciiTheme="majorHAnsi" w:eastAsiaTheme="majorHAnsi" w:hAnsiTheme="majorHAnsi"/>
-                      <w:sz w:val="16"/>
-                      <w:szCs w:val="18"/>
-                    </w:rPr>
-                  </w:pPr>
-                  <w:r>
-                    <w:rPr>
-                      <w:rFonts w:asciiTheme="majorHAnsi" w:eastAsiaTheme="majorHAnsi" w:hAnsiTheme="majorHAnsi" w:hint="eastAsia"/>
-                      <w:sz w:val="16"/>
-                      <w:szCs w:val="18"/>
-                    </w:rPr>
-                    <w:t>F</w:t>
-                  </w:r>
-                  <w:r>
-                    <w:rPr>
-                      <w:rFonts w:asciiTheme="majorHAnsi" w:eastAsiaTheme="majorHAnsi" w:hAnsiTheme="majorHAnsi"/>
-                      <w:sz w:val="16"/>
-                      <w:szCs w:val="18"/>
-                    </w:rPr>
-                    <w:t>unction</w:t>
-                  </w:r>
-                </w:p>
-                <w:p>
-                  <w:pPr>
-                    <w:pStyle w:val="SafetyHeading"/>
-                    <w:rPr>
-                      <w:rFonts w:asciiTheme="majorHAnsi" w:eastAsiaTheme="majorHAnsi" w:hAnsiTheme="majorHAnsi"/>
-                      <w:sz w:val="16"/>
-                      <w:szCs w:val="18"/>
-                    </w:rPr>
-                  </w:pPr>
-                  <w:r>
-                    <w:rPr>
-                      <w:rFonts w:asciiTheme="majorHAnsi" w:eastAsiaTheme="majorHAnsi" w:hAnsiTheme="majorHAnsi" w:hint="eastAsia"/>
-                      <w:sz w:val="16"/>
-                      <w:szCs w:val="18"/>
-                    </w:rPr>
-                    <w:t>Code</w:t>
-                  </w:r>
-                </w:p>
-              </w:tc>
-              <w:tc>
-                <w:tcPr>
-                  <w:tcW w:w="1415" w:type="dxa"/>
-                  <w:gridSpan w:val="2"/>
-                  <w:tcBorders>
-                    <w:left w:val="single" w:sz="4" w:space="0" w:color="auto"/>
-                    <w:bottom w:val="single" w:sz="4" w:space="0" w:color="auto"/>
-                    <w:right w:val="single" w:sz="4" w:space="0" w:color="auto"/>
-                  </w:tcBorders>
-                  <w:shd w:val="clear" w:color="auto" w:fill="E0E0E0"/>
-                  <w:vAlign w:val="center"/>
-                </w:tcPr>
-                <w:p>
-                  <w:pPr>
-                    <w:pStyle w:val="SafetyHeading"/>
-                    <w:rPr>
-                      <w:rFonts w:asciiTheme="majorHAnsi" w:eastAsiaTheme="majorHAnsi" w:hAnsiTheme="majorHAnsi"/>
-                      <w:sz w:val="16"/>
-                      <w:szCs w:val="18"/>
-                    </w:rPr>
-                  </w:pPr>
-                  <w:r>
-                    <w:rPr>
-                      <w:rFonts w:asciiTheme="majorHAnsi" w:eastAsiaTheme="majorHAnsi" w:hAnsiTheme="majorHAnsi"/>
-                      <w:sz w:val="16"/>
-                      <w:szCs w:val="18"/>
-                    </w:rPr>
-                    <w:t>Starting Address</w:t>
-                  </w:r>
-                </w:p>
-              </w:tc>
-              <w:tc>
-                <w:tcPr>
-                  <w:tcW w:w="1559" w:type="dxa"/>
-                  <w:gridSpan w:val="2"/>
-                  <w:tcBorders>
-                    <w:left w:val="single" w:sz="4" w:space="0" w:color="auto"/>
-                    <w:bottom w:val="single" w:sz="4" w:space="0" w:color="auto"/>
-                    <w:right w:val="single" w:sz="4" w:space="0" w:color="auto"/>
-                  </w:tcBorders>
-                  <w:shd w:val="clear" w:color="auto" w:fill="E0E0E0"/>
-                  <w:vAlign w:val="center"/>
-                </w:tcPr>
-                <w:p>
-                  <w:pPr>
-                    <w:pStyle w:val="SafetyHeading"/>
-                    <w:rPr>
-                      <w:rFonts w:asciiTheme="majorHAnsi" w:eastAsiaTheme="majorHAnsi" w:hAnsiTheme="majorHAnsi"/>
-                      <w:sz w:val="16"/>
-                      <w:szCs w:val="18"/>
-                    </w:rPr>
-                  </w:pPr>
-                  <w:r>
-                    <w:rPr>
-                      <w:rFonts w:asciiTheme="majorHAnsi" w:eastAsiaTheme="majorHAnsi" w:hAnsiTheme="majorHAnsi"/>
-                      <w:sz w:val="16"/>
-                      <w:szCs w:val="18"/>
-                    </w:rPr>
-                    <w:t>Quantity of Register</w:t>
-                  </w:r>
-                </w:p>
-              </w:tc>
-              <w:tc>
-                <w:tcPr>
-                  <w:tcW w:w="1701" w:type="dxa"/>
-                  <w:gridSpan w:val="2"/>
-                  <w:tcBorders>
-                    <w:left w:val="single" w:sz="4" w:space="0" w:color="auto"/>
-                    <w:bottom w:val="single" w:sz="4" w:space="0" w:color="auto"/>
-                    <w:right w:val="single" w:sz="4" w:space="0" w:color="auto"/>
-                  </w:tcBorders>
-                  <w:shd w:val="clear" w:color="auto" w:fill="E0E0E0"/>
-                  <w:vAlign w:val="center"/>
-                </w:tcPr>
-                <w:p>
-                  <w:pPr>
-                    <w:pStyle w:val="SafetyHeading"/>
-                    <w:rPr>
-                      <w:rFonts w:asciiTheme="majorHAnsi" w:eastAsiaTheme="majorHAnsi" w:hAnsiTheme="majorHAnsi"/>
-                      <w:sz w:val="16"/>
-                      <w:szCs w:val="18"/>
-                    </w:rPr>
-                  </w:pPr>
-                  <w:r>
-                    <w:rPr>
-                      <w:rFonts w:asciiTheme="majorHAnsi" w:eastAsiaTheme="majorHAnsi" w:hAnsiTheme="majorHAnsi" w:hint="eastAsia"/>
-                      <w:sz w:val="16"/>
-                      <w:szCs w:val="18"/>
-                    </w:rPr>
-                    <w:t>C</w:t>
-                  </w:r>
-                  <w:r>
-                    <w:rPr>
-                      <w:rFonts w:asciiTheme="majorHAnsi" w:eastAsiaTheme="majorHAnsi" w:hAnsiTheme="majorHAnsi"/>
-                      <w:sz w:val="16"/>
-                      <w:szCs w:val="18"/>
-                    </w:rPr>
-                    <w:t>RC</w:t>
-                  </w:r>
-                </w:p>
-              </w:tc>
-            </w:tr>
-            <w:tr>
-              <w:trPr>
-                <w:trHeight w:val="193"/>
-                <w:jc w:val="center"/>
-              </w:trPr>
-              <w:tc>
-                <w:tcPr>
-                  <w:tcW w:w="764" w:type="dxa"/>
-                  <w:vMerge/>
-                  <w:tcBorders>
-                    <w:left w:val="single" w:sz="4" w:space="0" w:color="auto"/>
-                    <w:bottom w:val="single" w:sz="12" w:space="0" w:color="auto"/>
-                    <w:right w:val="single" w:sz="4" w:space="0" w:color="auto"/>
-                  </w:tcBorders>
-                  <w:shd w:val="clear" w:color="auto" w:fill="E0E0E0"/>
-                  <w:vAlign w:val="center"/>
-                </w:tcPr>
-                <w:p>
-                  <w:pPr>
-                    <w:pStyle w:val="SafetyHeading"/>
-                    <w:rPr>
-                      <w:rFonts w:asciiTheme="majorHAnsi" w:eastAsiaTheme="majorHAnsi" w:hAnsiTheme="majorHAnsi"/>
-                      <w:sz w:val="16"/>
-                      <w:szCs w:val="18"/>
-                    </w:rPr>
-                  </w:pPr>
-                </w:p>
-              </w:tc>
-              <w:tc>
-                <w:tcPr>
-                  <w:tcW w:w="893" w:type="dxa"/>
-                  <w:vMerge/>
-                  <w:tcBorders>
-                    <w:left w:val="single" w:sz="4" w:space="0" w:color="auto"/>
-                    <w:bottom w:val="single" w:sz="12" w:space="0" w:color="auto"/>
-                    <w:right w:val="single" w:sz="4" w:space="0" w:color="auto"/>
-                  </w:tcBorders>
-                  <w:shd w:val="clear" w:color="auto" w:fill="E0E0E0"/>
-                  <w:vAlign w:val="center"/>
-                </w:tcPr>
-                <w:p>
-                  <w:pPr>
-                    <w:pStyle w:val="SafetyHeading"/>
-                    <w:rPr>
-                      <w:rFonts w:asciiTheme="majorHAnsi" w:eastAsiaTheme="majorHAnsi" w:hAnsiTheme="majorHAnsi"/>
-                      <w:sz w:val="16"/>
-                      <w:szCs w:val="18"/>
-                    </w:rPr>
-                  </w:pPr>
-                </w:p>
-              </w:tc>
-              <w:tc>
-                <w:tcPr>
-                  <w:tcW w:w="875" w:type="dxa"/>
-                  <w:vMerge/>
-                  <w:tcBorders>
-                    <w:left w:val="single" w:sz="4" w:space="0" w:color="auto"/>
-                    <w:bottom w:val="single" w:sz="12" w:space="0" w:color="auto"/>
-                    <w:right w:val="single" w:sz="4" w:space="0" w:color="auto"/>
-                  </w:tcBorders>
-                  <w:shd w:val="clear" w:color="auto" w:fill="E0E0E0"/>
-                  <w:vAlign w:val="center"/>
-                </w:tcPr>
-                <w:p>
-                  <w:pPr>
-                    <w:pStyle w:val="SafetyHeading"/>
-                    <w:rPr>
-                      <w:rFonts w:asciiTheme="majorHAnsi" w:eastAsiaTheme="majorHAnsi" w:hAnsiTheme="majorHAnsi"/>
-                      <w:sz w:val="16"/>
-                      <w:szCs w:val="18"/>
-                    </w:rPr>
-                  </w:pPr>
-                </w:p>
-              </w:tc>
-              <w:tc>
-                <w:tcPr>
-                  <w:tcW w:w="582" w:type="dxa"/>
-                  <w:tcBorders>
-                    <w:top w:val="single" w:sz="4" w:space="0" w:color="auto"/>
-                    <w:left w:val="single" w:sz="4" w:space="0" w:color="auto"/>
-                    <w:bottom w:val="single" w:sz="12" w:space="0" w:color="auto"/>
-                    <w:right w:val="single" w:sz="4" w:space="0" w:color="auto"/>
-                  </w:tcBorders>
-                  <w:shd w:val="clear" w:color="auto" w:fill="E0E0E0"/>
-                  <w:vAlign w:val="center"/>
-                </w:tcPr>
-                <w:p>
-                  <w:pPr>
-                    <w:pStyle w:val="SafetyHeading"/>
-                    <w:rPr>
-                      <w:rFonts w:asciiTheme="majorHAnsi" w:eastAsiaTheme="majorHAnsi" w:hAnsiTheme="majorHAnsi"/>
-                      <w:sz w:val="16"/>
-                      <w:szCs w:val="18"/>
-                    </w:rPr>
-                  </w:pPr>
-                  <w:r>
-                    <w:rPr>
-                      <w:rFonts w:asciiTheme="majorHAnsi" w:eastAsiaTheme="majorHAnsi" w:hAnsiTheme="majorHAnsi"/>
-                      <w:sz w:val="16"/>
-                      <w:szCs w:val="18"/>
-                    </w:rPr>
-                    <w:t>Hi</w:t>
-                  </w:r>
-                </w:p>
-              </w:tc>
-              <w:tc>
-                <w:tcPr>
-                  <w:tcW w:w="833" w:type="dxa"/>
-                  <w:tcBorders>
-                    <w:top w:val="single" w:sz="4" w:space="0" w:color="auto"/>
-                    <w:left w:val="single" w:sz="4" w:space="0" w:color="auto"/>
-                    <w:bottom w:val="single" w:sz="12" w:space="0" w:color="auto"/>
-                    <w:right w:val="single" w:sz="4" w:space="0" w:color="auto"/>
-                  </w:tcBorders>
-                  <w:shd w:val="clear" w:color="auto" w:fill="E0E0E0"/>
-                  <w:vAlign w:val="center"/>
-                </w:tcPr>
-                <w:p>
-                  <w:pPr>
-                    <w:pStyle w:val="SafetyHeading"/>
-                    <w:rPr>
-                      <w:rFonts w:asciiTheme="majorHAnsi" w:eastAsiaTheme="majorHAnsi" w:hAnsiTheme="majorHAnsi"/>
-                      <w:sz w:val="16"/>
-                      <w:szCs w:val="18"/>
-                    </w:rPr>
-                  </w:pPr>
-                  <w:r>
-                    <w:rPr>
-                      <w:rFonts w:asciiTheme="majorHAnsi" w:eastAsiaTheme="majorHAnsi" w:hAnsiTheme="majorHAnsi"/>
-                      <w:sz w:val="16"/>
-                      <w:szCs w:val="18"/>
-                    </w:rPr>
-                    <w:t>Lo</w:t>
-                  </w:r>
-                </w:p>
-              </w:tc>
-              <w:tc>
-                <w:tcPr>
-                  <w:tcW w:w="709" w:type="dxa"/>
-                  <w:tcBorders>
-                    <w:top w:val="single" w:sz="4" w:space="0" w:color="auto"/>
-                    <w:left w:val="single" w:sz="4" w:space="0" w:color="auto"/>
-                    <w:bottom w:val="single" w:sz="12" w:space="0" w:color="auto"/>
-                    <w:right w:val="single" w:sz="4" w:space="0" w:color="auto"/>
-                  </w:tcBorders>
-                  <w:shd w:val="clear" w:color="auto" w:fill="E0E0E0"/>
-                  <w:vAlign w:val="center"/>
-                </w:tcPr>
-                <w:p>
-                  <w:pPr>
-                    <w:pStyle w:val="SafetyHeading"/>
-                    <w:rPr>
-                      <w:rFonts w:asciiTheme="majorHAnsi" w:eastAsiaTheme="majorHAnsi" w:hAnsiTheme="majorHAnsi"/>
-                      <w:sz w:val="16"/>
-                      <w:szCs w:val="18"/>
-                    </w:rPr>
-                  </w:pPr>
-                  <w:r>
-                    <w:rPr>
-                      <w:rFonts w:asciiTheme="majorHAnsi" w:eastAsiaTheme="majorHAnsi" w:hAnsiTheme="majorHAnsi"/>
-                      <w:sz w:val="16"/>
-                      <w:szCs w:val="18"/>
-                    </w:rPr>
-                    <w:t>Hi</w:t>
-                  </w:r>
-                </w:p>
-              </w:tc>
-              <w:tc>
-                <w:tcPr>
-                  <w:tcW w:w="850" w:type="dxa"/>
-                  <w:tcBorders>
-                    <w:top w:val="single" w:sz="4" w:space="0" w:color="auto"/>
-                    <w:left w:val="single" w:sz="4" w:space="0" w:color="auto"/>
-                    <w:bottom w:val="single" w:sz="12" w:space="0" w:color="auto"/>
-                    <w:right w:val="single" w:sz="4" w:space="0" w:color="auto"/>
-                  </w:tcBorders>
-                  <w:shd w:val="clear" w:color="auto" w:fill="E0E0E0"/>
-                  <w:vAlign w:val="center"/>
-                </w:tcPr>
-                <w:p>
-                  <w:pPr>
-                    <w:pStyle w:val="SafetyHeading"/>
-                    <w:rPr>
-                      <w:rFonts w:asciiTheme="majorHAnsi" w:eastAsiaTheme="majorHAnsi" w:hAnsiTheme="majorHAnsi"/>
-                      <w:sz w:val="16"/>
-                      <w:szCs w:val="18"/>
-                    </w:rPr>
-                  </w:pPr>
-                  <w:r>
-                    <w:rPr>
-                      <w:rFonts w:asciiTheme="majorHAnsi" w:eastAsiaTheme="majorHAnsi" w:hAnsiTheme="majorHAnsi"/>
-                      <w:sz w:val="16"/>
-                      <w:szCs w:val="18"/>
-                    </w:rPr>
-                    <w:t>Lo</w:t>
-                  </w:r>
-                </w:p>
-              </w:tc>
-              <w:tc>
-                <w:tcPr>
-                  <w:tcW w:w="993" w:type="dxa"/>
-                  <w:tcBorders>
-                    <w:top w:val="single" w:sz="4" w:space="0" w:color="auto"/>
-                    <w:left w:val="single" w:sz="4" w:space="0" w:color="auto"/>
-                    <w:bottom w:val="single" w:sz="12" w:space="0" w:color="auto"/>
-                    <w:right w:val="single" w:sz="4" w:space="0" w:color="auto"/>
-                  </w:tcBorders>
-                  <w:shd w:val="clear" w:color="auto" w:fill="E0E0E0"/>
-                  <w:vAlign w:val="center"/>
-                </w:tcPr>
-                <w:p>
-                  <w:pPr>
-                    <w:pStyle w:val="SafetyHeading"/>
-                    <w:rPr>
-                      <w:rFonts w:asciiTheme="majorHAnsi" w:eastAsiaTheme="majorHAnsi" w:hAnsiTheme="majorHAnsi"/>
-                      <w:sz w:val="16"/>
-                      <w:szCs w:val="18"/>
-                    </w:rPr>
-                  </w:pPr>
-                  <w:r>
-                    <w:rPr>
-                      <w:rFonts w:asciiTheme="majorHAnsi" w:eastAsiaTheme="majorHAnsi" w:hAnsiTheme="majorHAnsi"/>
-                      <w:sz w:val="16"/>
-                      <w:szCs w:val="18"/>
-                    </w:rPr>
-                    <w:t>Hi</w:t>
-                  </w:r>
-                </w:p>
-              </w:tc>
-              <w:tc>
-                <w:tcPr>
-                  <w:tcW w:w="708" w:type="dxa"/>
-                  <w:tcBorders>
-                    <w:top w:val="single" w:sz="4" w:space="0" w:color="auto"/>
-                    <w:left w:val="single" w:sz="4" w:space="0" w:color="auto"/>
-                    <w:bottom w:val="single" w:sz="12" w:space="0" w:color="auto"/>
-                    <w:right w:val="single" w:sz="4" w:space="0" w:color="auto"/>
-                  </w:tcBorders>
-                  <w:shd w:val="clear" w:color="auto" w:fill="E0E0E0"/>
-                  <w:vAlign w:val="center"/>
-                </w:tcPr>
-                <w:p>
-                  <w:pPr>
-                    <w:pStyle w:val="SafetyHeading"/>
-                    <w:rPr>
-                      <w:rFonts w:asciiTheme="majorHAnsi" w:eastAsiaTheme="majorHAnsi" w:hAnsiTheme="majorHAnsi"/>
-                      <w:sz w:val="16"/>
-                      <w:szCs w:val="18"/>
-                    </w:rPr>
-                  </w:pPr>
-                  <w:r>
-                    <w:rPr>
-                      <w:rFonts w:asciiTheme="majorHAnsi" w:eastAsiaTheme="majorHAnsi" w:hAnsiTheme="majorHAnsi"/>
-                      <w:sz w:val="16"/>
-                      <w:szCs w:val="18"/>
-                    </w:rPr>
-                    <w:t>Lo</w:t>
-                  </w:r>
-                </w:p>
-              </w:tc>
-            </w:tr>
-            <w:tr>
-              <w:trPr>
-                <w:trHeight w:val="274"/>
-                <w:jc w:val="center"/>
-              </w:trPr>
-              <w:tc>
-                <w:tcPr>
-                  <w:tcW w:w="764" w:type="dxa"/>
-                  <w:tcBorders>
-                    <w:top w:val="single" w:sz="12" w:space="0" w:color="auto"/>
-                    <w:left w:val="single" w:sz="4" w:space="0" w:color="auto"/>
-                    <w:bottom w:val="single" w:sz="4" w:space="0" w:color="auto"/>
-                    <w:right w:val="single" w:sz="4" w:space="0" w:color="auto"/>
-                  </w:tcBorders>
-                  <w:shd w:val="clear" w:color="auto" w:fill="E0E0E0"/>
-                  <w:vAlign w:val="center"/>
-                  <w:hideMark/>
-                </w:tcPr>
-                <w:p>
-                  <w:pPr>
-                    <w:pStyle w:val="SafetyHeading"/>
-                    <w:rPr>
-                      <w:rFonts w:asciiTheme="majorHAnsi" w:eastAsiaTheme="majorHAnsi" w:hAnsiTheme="majorHAnsi"/>
-                      <w:sz w:val="16"/>
-                      <w:szCs w:val="18"/>
-                    </w:rPr>
-                  </w:pPr>
-                  <w:r>
-                    <w:rPr>
-                      <w:rFonts w:asciiTheme="majorHAnsi" w:eastAsiaTheme="majorHAnsi" w:hAnsiTheme="majorHAnsi" w:hint="eastAsia"/>
-                      <w:sz w:val="16"/>
-                      <w:szCs w:val="18"/>
-                    </w:rPr>
-                    <w:t>바이트</w:t>
-                  </w:r>
-                </w:p>
-              </w:tc>
-              <w:tc>
-                <w:tcPr>
-                  <w:tcW w:w="893" w:type="dxa"/>
-                  <w:tcBorders>
-                    <w:top w:val="single" w:sz="12" w:space="0" w:color="auto"/>
-                    <w:left w:val="single" w:sz="4" w:space="0" w:color="auto"/>
-                    <w:bottom w:val="single" w:sz="4" w:space="0" w:color="auto"/>
-                    <w:right w:val="single" w:sz="4" w:space="0" w:color="auto"/>
-                  </w:tcBorders>
-                  <w:shd w:val="clear" w:color="auto" w:fill="E0E0E0"/>
-                  <w:vAlign w:val="center"/>
-                  <w:hideMark/>
-                </w:tcPr>
-                <w:p>
-                  <w:pPr>
-                    <w:pStyle w:val="SafetyHeading"/>
-                    <w:rPr>
-                      <w:rFonts w:asciiTheme="majorHAnsi" w:eastAsiaTheme="majorHAnsi" w:hAnsiTheme="majorHAnsi"/>
-                      <w:sz w:val="16"/>
-                      <w:szCs w:val="18"/>
-                    </w:rPr>
-                  </w:pPr>
-                  <w:r>
-                    <w:rPr>
-                      <w:rFonts w:asciiTheme="majorHAnsi" w:eastAsiaTheme="majorHAnsi" w:hAnsiTheme="majorHAnsi" w:hint="eastAsia"/>
-                      <w:sz w:val="16"/>
-                      <w:szCs w:val="18"/>
-                    </w:rPr>
-                    <w:t>0</w:t>
-                  </w:r>
-                </w:p>
-              </w:tc>
-              <w:tc>
-                <w:tcPr>
-                  <w:tcW w:w="875" w:type="dxa"/>
-                  <w:tcBorders>
-                    <w:top w:val="single" w:sz="12" w:space="0" w:color="auto"/>
-                    <w:left w:val="single" w:sz="4" w:space="0" w:color="auto"/>
-                    <w:bottom w:val="single" w:sz="4" w:space="0" w:color="auto"/>
-                    <w:right w:val="single" w:sz="4" w:space="0" w:color="auto"/>
-                  </w:tcBorders>
-                  <w:shd w:val="clear" w:color="auto" w:fill="E0E0E0"/>
-                  <w:vAlign w:val="center"/>
-                </w:tcPr>
-                <w:p>
-                  <w:pPr>
-                    <w:pStyle w:val="SafetyHeading"/>
-                    <w:rPr>
-                      <w:rFonts w:asciiTheme="majorHAnsi" w:eastAsiaTheme="majorHAnsi" w:hAnsiTheme="majorHAnsi"/>
-                      <w:sz w:val="16"/>
-                      <w:szCs w:val="18"/>
-                    </w:rPr>
-                  </w:pPr>
-                  <w:r>
-                    <w:rPr>
-                      <w:rFonts w:asciiTheme="majorHAnsi" w:eastAsiaTheme="majorHAnsi" w:hAnsiTheme="majorHAnsi" w:hint="eastAsia"/>
-                      <w:sz w:val="16"/>
-                      <w:szCs w:val="18"/>
-                    </w:rPr>
-                    <w:t>1</w:t>
-                  </w:r>
-                </w:p>
-              </w:tc>
-              <w:tc>
-                <w:tcPr>
-                  <w:tcW w:w="582" w:type="dxa"/>
-                  <w:tcBorders>
-                    <w:top w:val="single" w:sz="12" w:space="0" w:color="auto"/>
-                    <w:left w:val="single" w:sz="4" w:space="0" w:color="auto"/>
-                    <w:bottom w:val="single" w:sz="4" w:space="0" w:color="auto"/>
-                    <w:right w:val="single" w:sz="4" w:space="0" w:color="auto"/>
-                  </w:tcBorders>
-                  <w:shd w:val="clear" w:color="auto" w:fill="E0E0E0"/>
-                  <w:vAlign w:val="center"/>
-                  <w:hideMark/>
-                </w:tcPr>
-                <w:p>
-                  <w:pPr>
-                    <w:pStyle w:val="SafetyHeading"/>
-                    <w:rPr>
-                      <w:rFonts w:asciiTheme="majorHAnsi" w:eastAsiaTheme="majorHAnsi" w:hAnsiTheme="majorHAnsi"/>
-                      <w:sz w:val="16"/>
-                      <w:szCs w:val="18"/>
-                    </w:rPr>
-                  </w:pPr>
-                  <w:r>
-                    <w:rPr>
-                      <w:rFonts w:asciiTheme="majorHAnsi" w:eastAsiaTheme="majorHAnsi" w:hAnsiTheme="majorHAnsi" w:hint="eastAsia"/>
-                      <w:sz w:val="16"/>
-                      <w:szCs w:val="18"/>
-                    </w:rPr>
-                    <w:t>2</w:t>
-                  </w:r>
-                </w:p>
-              </w:tc>
-              <w:tc>
-                <w:tcPr>
-                  <w:tcW w:w="833" w:type="dxa"/>
-                  <w:tcBorders>
-                    <w:top w:val="single" w:sz="12" w:space="0" w:color="auto"/>
-                    <w:left w:val="single" w:sz="4" w:space="0" w:color="auto"/>
-                    <w:bottom w:val="single" w:sz="4" w:space="0" w:color="auto"/>
-                    <w:right w:val="single" w:sz="4" w:space="0" w:color="auto"/>
-                  </w:tcBorders>
-                  <w:shd w:val="clear" w:color="auto" w:fill="E0E0E0"/>
-                  <w:vAlign w:val="center"/>
-                </w:tcPr>
-                <w:p>
-                  <w:pPr>
-                    <w:pStyle w:val="SafetyHeading"/>
-                    <w:rPr>
-                      <w:rFonts w:asciiTheme="majorHAnsi" w:eastAsiaTheme="majorHAnsi" w:hAnsiTheme="majorHAnsi"/>
-                      <w:sz w:val="16"/>
-                      <w:szCs w:val="18"/>
-                    </w:rPr>
-                  </w:pPr>
-                  <w:r>
-                    <w:rPr>
-                      <w:rFonts w:asciiTheme="majorHAnsi" w:eastAsiaTheme="majorHAnsi" w:hAnsiTheme="majorHAnsi" w:hint="eastAsia"/>
-                      <w:sz w:val="16"/>
-                      <w:szCs w:val="18"/>
-                    </w:rPr>
-                    <w:t>3</w:t>
-                  </w:r>
-                </w:p>
-              </w:tc>
-              <w:tc>
-                <w:tcPr>
-                  <w:tcW w:w="709" w:type="dxa"/>
-                  <w:tcBorders>
-                    <w:top w:val="single" w:sz="12" w:space="0" w:color="auto"/>
-                    <w:left w:val="single" w:sz="4" w:space="0" w:color="auto"/>
-                    <w:bottom w:val="single" w:sz="4" w:space="0" w:color="auto"/>
-                    <w:right w:val="single" w:sz="4" w:space="0" w:color="auto"/>
-                  </w:tcBorders>
-                  <w:shd w:val="clear" w:color="auto" w:fill="E0E0E0"/>
-                  <w:vAlign w:val="center"/>
-                  <w:hideMark/>
-                </w:tcPr>
-                <w:p>
-                  <w:pPr>
-                    <w:pStyle w:val="SafetyHeading"/>
-                    <w:rPr>
-                      <w:rFonts w:asciiTheme="majorHAnsi" w:eastAsiaTheme="majorHAnsi" w:hAnsiTheme="majorHAnsi"/>
-                      <w:sz w:val="16"/>
-                      <w:szCs w:val="18"/>
-                    </w:rPr>
-                  </w:pPr>
-                  <w:r>
-                    <w:rPr>
-                      <w:rFonts w:asciiTheme="majorHAnsi" w:eastAsiaTheme="majorHAnsi" w:hAnsiTheme="majorHAnsi" w:hint="eastAsia"/>
-                      <w:sz w:val="16"/>
-                      <w:szCs w:val="18"/>
-                    </w:rPr>
-                    <w:t>4</w:t>
-                  </w:r>
-                </w:p>
-              </w:tc>
-              <w:tc>
-                <w:tcPr>
-                  <w:tcW w:w="850" w:type="dxa"/>
-                  <w:tcBorders>
-                    <w:top w:val="single" w:sz="12" w:space="0" w:color="auto"/>
-                    <w:left w:val="single" w:sz="4" w:space="0" w:color="auto"/>
-                    <w:bottom w:val="single" w:sz="4" w:space="0" w:color="auto"/>
-                    <w:right w:val="single" w:sz="4" w:space="0" w:color="auto"/>
-                  </w:tcBorders>
-                  <w:shd w:val="clear" w:color="auto" w:fill="E0E0E0"/>
-                  <w:vAlign w:val="center"/>
-                  <w:hideMark/>
-                </w:tcPr>
-                <w:p>
-                  <w:pPr>
-                    <w:pStyle w:val="SafetyHeading"/>
-                    <w:rPr>
-                      <w:rFonts w:asciiTheme="majorHAnsi" w:eastAsiaTheme="majorHAnsi" w:hAnsiTheme="majorHAnsi"/>
-                      <w:sz w:val="16"/>
-                      <w:szCs w:val="18"/>
-                    </w:rPr>
-                  </w:pPr>
-                  <w:r>
-                    <w:rPr>
-                      <w:rFonts w:asciiTheme="majorHAnsi" w:eastAsiaTheme="majorHAnsi" w:hAnsiTheme="majorHAnsi" w:hint="eastAsia"/>
-                      <w:sz w:val="16"/>
-                      <w:szCs w:val="18"/>
-                    </w:rPr>
-                    <w:t>5</w:t>
-                  </w:r>
-                </w:p>
-              </w:tc>
-              <w:tc>
-                <w:tcPr>
-                  <w:tcW w:w="993" w:type="dxa"/>
-                  <w:tcBorders>
-                    <w:top w:val="single" w:sz="12" w:space="0" w:color="auto"/>
-                    <w:left w:val="single" w:sz="4" w:space="0" w:color="auto"/>
-                    <w:bottom w:val="single" w:sz="4" w:space="0" w:color="auto"/>
-                    <w:right w:val="single" w:sz="4" w:space="0" w:color="auto"/>
-                  </w:tcBorders>
-                  <w:shd w:val="clear" w:color="auto" w:fill="E0E0E0"/>
-                  <w:vAlign w:val="center"/>
-                  <w:hideMark/>
-                </w:tcPr>
-                <w:p>
-                  <w:pPr>
-                    <w:pStyle w:val="SafetyHeading"/>
-                    <w:rPr>
-                      <w:rFonts w:asciiTheme="majorHAnsi" w:eastAsiaTheme="majorHAnsi" w:hAnsiTheme="majorHAnsi"/>
-                      <w:sz w:val="16"/>
-                      <w:szCs w:val="18"/>
-                    </w:rPr>
-                  </w:pPr>
-                  <w:r>
-                    <w:rPr>
-                      <w:rFonts w:asciiTheme="majorHAnsi" w:eastAsiaTheme="majorHAnsi" w:hAnsiTheme="majorHAnsi" w:hint="eastAsia"/>
-                      <w:sz w:val="16"/>
-                      <w:szCs w:val="18"/>
-                    </w:rPr>
-                    <w:t>6</w:t>
-                  </w:r>
-                </w:p>
-              </w:tc>
-              <w:tc>
-                <w:tcPr>
-                  <w:tcW w:w="708" w:type="dxa"/>
-                  <w:tcBorders>
-                    <w:top w:val="single" w:sz="12" w:space="0" w:color="auto"/>
-                    <w:left w:val="single" w:sz="4" w:space="0" w:color="auto"/>
-                    <w:bottom w:val="single" w:sz="4" w:space="0" w:color="auto"/>
-                    <w:right w:val="single" w:sz="4" w:space="0" w:color="auto"/>
-                  </w:tcBorders>
-                  <w:shd w:val="clear" w:color="auto" w:fill="E0E0E0"/>
-                  <w:vAlign w:val="center"/>
-                  <w:hideMark/>
-                </w:tcPr>
-                <w:p>
-                  <w:pPr>
-                    <w:pStyle w:val="SafetyHeading"/>
-                    <w:rPr>
-                      <w:rFonts w:asciiTheme="majorHAnsi" w:eastAsiaTheme="majorHAnsi" w:hAnsiTheme="majorHAnsi"/>
-                      <w:sz w:val="16"/>
-                      <w:szCs w:val="18"/>
-                    </w:rPr>
-                  </w:pPr>
-                  <w:r>
-                    <w:rPr>
-                      <w:rFonts w:asciiTheme="majorHAnsi" w:eastAsiaTheme="majorHAnsi" w:hAnsiTheme="majorHAnsi"/>
-                      <w:sz w:val="16"/>
-                      <w:szCs w:val="18"/>
-                    </w:rPr>
-                    <w:t>7</w:t>
-                  </w:r>
-                </w:p>
-              </w:tc>
-            </w:tr>
-            <w:tr>
-              <w:trPr>
-                <w:trHeight w:val="274"/>
-                <w:jc w:val="center"/>
-              </w:trPr>
-              <w:tc>
-                <w:tcPr>
-                  <w:tcW w:w="764" w:type="dxa"/>
-                  <w:tcBorders>
-                    <w:top w:val="single" w:sz="4" w:space="0" w:color="auto"/>
-                    <w:left w:val="single" w:sz="4" w:space="0" w:color="auto"/>
-                    <w:bottom w:val="single" w:sz="4" w:space="0" w:color="auto"/>
-                    <w:right w:val="single" w:sz="4" w:space="0" w:color="auto"/>
-                  </w:tcBorders>
-                  <w:vAlign w:val="center"/>
-                  <w:hideMark/>
-                </w:tcPr>
-                <w:p>
-                  <w:pPr>
-                    <w:pStyle w:val="TableCenter"/>
-                    <w:rPr>
-                      <w:rFonts w:asciiTheme="majorHAnsi" w:eastAsiaTheme="majorHAnsi" w:hAnsiTheme="majorHAnsi"/>
-                      <w:sz w:val="16"/>
-                      <w:szCs w:val="18"/>
-                    </w:rPr>
-                  </w:pPr>
-                  <w:r>
-                    <w:rPr>
-                      <w:rFonts w:asciiTheme="majorHAnsi" w:eastAsiaTheme="majorHAnsi" w:hAnsiTheme="majorHAnsi" w:hint="eastAsia"/>
-                      <w:sz w:val="16"/>
-                      <w:szCs w:val="18"/>
-                    </w:rPr>
-                    <w:t>내용</w:t>
-                  </w:r>
-                </w:p>
-              </w:tc>
-              <w:tc>
-                <w:tcPr>
-                  <w:tcW w:w="893" w:type="dxa"/>
-                  <w:tcBorders>
-                    <w:top w:val="single" w:sz="4" w:space="0" w:color="auto"/>
-                    <w:left w:val="single" w:sz="4" w:space="0" w:color="auto"/>
-                    <w:bottom w:val="single" w:sz="4" w:space="0" w:color="auto"/>
-                    <w:right w:val="single" w:sz="4" w:space="0" w:color="auto"/>
-                  </w:tcBorders>
-                  <w:vAlign w:val="center"/>
-                  <w:hideMark/>
-                </w:tcPr>
-                <w:p>
-                  <w:pPr>
-                    <w:pStyle w:val="TableCenter"/>
-                    <w:rPr>
-                      <w:rFonts w:asciiTheme="majorHAnsi" w:eastAsiaTheme="majorHAnsi" w:hAnsiTheme="majorHAnsi"/>
-                      <w:sz w:val="16"/>
-                      <w:szCs w:val="18"/>
-                    </w:rPr>
-                  </w:pPr>
-                  <w:r>
-                    <w:rPr>
-                      <w:rFonts w:asciiTheme="majorHAnsi" w:eastAsiaTheme="majorHAnsi" w:hAnsiTheme="majorHAnsi" w:hint="eastAsia"/>
-                      <w:sz w:val="16"/>
-                      <w:szCs w:val="18"/>
-                    </w:rPr>
-                    <w:t>0x01</w:t>
-                  </w:r>
-                </w:p>
-              </w:tc>
-              <w:tc>
-                <w:tcPr>
-                  <w:tcW w:w="875" w:type="dxa"/>
-                  <w:tcBorders>
-                    <w:top w:val="single" w:sz="4" w:space="0" w:color="auto"/>
-                    <w:left w:val="single" w:sz="4" w:space="0" w:color="auto"/>
-                    <w:bottom w:val="single" w:sz="4" w:space="0" w:color="auto"/>
-                    <w:right w:val="single" w:sz="4" w:space="0" w:color="auto"/>
-                  </w:tcBorders>
-                  <w:vAlign w:val="center"/>
-                </w:tcPr>
-                <w:p>
-                  <w:pPr>
-                    <w:pStyle w:val="TableCenter"/>
-                    <w:rPr>
-                      <w:rFonts w:asciiTheme="majorHAnsi" w:eastAsiaTheme="majorHAnsi" w:hAnsiTheme="majorHAnsi"/>
-                      <w:sz w:val="16"/>
-                      <w:szCs w:val="18"/>
-                    </w:rPr>
-                  </w:pPr>
-                  <w:r>
-                    <w:rPr>
-                      <w:rFonts w:asciiTheme="majorHAnsi" w:eastAsiaTheme="majorHAnsi" w:hAnsiTheme="majorHAnsi" w:hint="eastAsia"/>
-                      <w:sz w:val="16"/>
-                      <w:szCs w:val="18"/>
-                    </w:rPr>
-                    <w:t>0x0</w:t>
-                  </w:r>
-                  <w:r>
-                    <w:rPr>
-                      <w:rFonts w:asciiTheme="majorHAnsi" w:eastAsiaTheme="majorHAnsi" w:hAnsiTheme="majorHAnsi"/>
-                      <w:sz w:val="16"/>
-                      <w:szCs w:val="18"/>
-                    </w:rPr>
-                    <w:t>3</w:t>
-                  </w:r>
-                </w:p>
-              </w:tc>
-              <w:tc>
-                <w:tcPr>
-                  <w:tcW w:w="582" w:type="dxa"/>
-                  <w:tcBorders>
-                    <w:top w:val="single" w:sz="4" w:space="0" w:color="auto"/>
-                    <w:left w:val="single" w:sz="4" w:space="0" w:color="auto"/>
-                    <w:bottom w:val="single" w:sz="4" w:space="0" w:color="auto"/>
-                    <w:right w:val="single" w:sz="4" w:space="0" w:color="auto"/>
-                  </w:tcBorders>
-                  <w:vAlign w:val="center"/>
-                  <w:hideMark/>
-                </w:tcPr>
-                <w:p>
-                  <w:pPr>
-                    <w:pStyle w:val="TableCenter"/>
-                    <w:rPr>
-                      <w:rFonts w:asciiTheme="majorHAnsi" w:eastAsiaTheme="majorHAnsi" w:hAnsiTheme="majorHAnsi"/>
-                      <w:sz w:val="16"/>
-                      <w:szCs w:val="18"/>
-                    </w:rPr>
-                  </w:pPr>
-                  <w:r>
-                    <w:rPr>
-                      <w:rFonts w:asciiTheme="majorHAnsi" w:eastAsiaTheme="majorHAnsi" w:hAnsiTheme="majorHAnsi" w:hint="eastAsia"/>
-                      <w:sz w:val="16"/>
-                      <w:szCs w:val="18"/>
-                    </w:rPr>
-                    <w:t>0xD0</w:t>
-                  </w:r>
-                </w:p>
-              </w:tc>
-              <w:tc>
-                <w:tcPr>
-                  <w:tcW w:w="833" w:type="dxa"/>
-                  <w:tcBorders>
-                    <w:top w:val="single" w:sz="4" w:space="0" w:color="auto"/>
-                    <w:left w:val="single" w:sz="4" w:space="0" w:color="auto"/>
-                    <w:bottom w:val="single" w:sz="4" w:space="0" w:color="auto"/>
-                    <w:right w:val="single" w:sz="4" w:space="0" w:color="auto"/>
-                  </w:tcBorders>
-                  <w:vAlign w:val="center"/>
-                </w:tcPr>
-                <w:p>
-                  <w:pPr>
-                    <w:pStyle w:val="TableCenter"/>
-                    <w:rPr>
-                      <w:rFonts w:asciiTheme="majorHAnsi" w:eastAsiaTheme="majorHAnsi" w:hAnsiTheme="majorHAnsi"/>
-                      <w:sz w:val="16"/>
-                      <w:szCs w:val="18"/>
-                    </w:rPr>
-                  </w:pPr>
-                  <w:r>
-                    <w:rPr>
-                      <w:rFonts w:asciiTheme="majorHAnsi" w:eastAsiaTheme="majorHAnsi" w:hAnsiTheme="majorHAnsi" w:hint="eastAsia"/>
-                      <w:sz w:val="16"/>
-                      <w:szCs w:val="18"/>
-                    </w:rPr>
-                    <w:t>0x01</w:t>
-                  </w:r>
-                </w:p>
-              </w:tc>
-              <w:tc>
-                <w:tcPr>
-                  <w:tcW w:w="709" w:type="dxa"/>
-                  <w:tcBorders>
-                    <w:top w:val="single" w:sz="4" w:space="0" w:color="auto"/>
-                    <w:left w:val="single" w:sz="4" w:space="0" w:color="auto"/>
-                    <w:bottom w:val="single" w:sz="4" w:space="0" w:color="auto"/>
-                    <w:right w:val="single" w:sz="4" w:space="0" w:color="auto"/>
-                  </w:tcBorders>
-                  <w:vAlign w:val="center"/>
-                  <w:hideMark/>
-                </w:tcPr>
-                <w:p>
-                  <w:pPr>
-                    <w:pStyle w:val="TableCenter"/>
-                    <w:rPr>
-                      <w:rFonts w:asciiTheme="majorHAnsi" w:eastAsiaTheme="majorHAnsi" w:hAnsiTheme="majorHAnsi"/>
-                      <w:sz w:val="16"/>
-                      <w:szCs w:val="18"/>
-                    </w:rPr>
-                  </w:pPr>
-                  <w:r>
-                    <w:rPr>
-                      <w:rFonts w:asciiTheme="majorHAnsi" w:eastAsiaTheme="majorHAnsi" w:hAnsiTheme="majorHAnsi" w:hint="eastAsia"/>
-                      <w:sz w:val="16"/>
-                      <w:szCs w:val="18"/>
-                    </w:rPr>
-                    <w:t>0x00</w:t>
-                  </w:r>
-                </w:p>
-              </w:tc>
-              <w:tc>
-                <w:tcPr>
-                  <w:tcW w:w="850" w:type="dxa"/>
-                  <w:tcBorders>
-                    <w:top w:val="single" w:sz="4" w:space="0" w:color="auto"/>
-                    <w:left w:val="single" w:sz="4" w:space="0" w:color="auto"/>
-                    <w:bottom w:val="single" w:sz="4" w:space="0" w:color="auto"/>
-                    <w:right w:val="single" w:sz="4" w:space="0" w:color="auto"/>
-                  </w:tcBorders>
-                  <w:vAlign w:val="center"/>
-                  <w:hideMark/>
-                </w:tcPr>
-                <w:p>
-                  <w:pPr>
-                    <w:pStyle w:val="TableCenter"/>
-                    <w:rPr>
-                      <w:rFonts w:asciiTheme="majorHAnsi" w:eastAsiaTheme="majorHAnsi" w:hAnsiTheme="majorHAnsi"/>
-                      <w:sz w:val="16"/>
-                      <w:szCs w:val="18"/>
-                    </w:rPr>
-                  </w:pPr>
-                  <w:r>
-                    <w:rPr>
-                      <w:rFonts w:asciiTheme="majorHAnsi" w:eastAsiaTheme="majorHAnsi" w:hAnsiTheme="majorHAnsi" w:hint="eastAsia"/>
-                      <w:sz w:val="16"/>
-                      <w:szCs w:val="18"/>
-                    </w:rPr>
-                    <w:t>0x0</w:t>
-                  </w:r>
-                  <w:r>
-                    <w:rPr>
-                      <w:rFonts w:asciiTheme="majorHAnsi" w:eastAsiaTheme="majorHAnsi" w:hAnsiTheme="majorHAnsi"/>
-                      <w:sz w:val="16"/>
-                      <w:szCs w:val="18"/>
-                    </w:rPr>
-                    <w:t>1</w:t>
-                  </w:r>
-                </w:p>
-              </w:tc>
-              <w:tc>
-                <w:tcPr>
-                  <w:tcW w:w="993" w:type="dxa"/>
-                  <w:tcBorders>
-                    <w:top w:val="single" w:sz="4" w:space="0" w:color="auto"/>
-                    <w:left w:val="single" w:sz="4" w:space="0" w:color="auto"/>
-                    <w:bottom w:val="single" w:sz="4" w:space="0" w:color="auto"/>
-                    <w:right w:val="single" w:sz="4" w:space="0" w:color="auto"/>
-                  </w:tcBorders>
-                  <w:vAlign w:val="center"/>
-                  <w:hideMark/>
-                </w:tcPr>
-                <w:p>
-                  <w:pPr>
-                    <w:pStyle w:val="TableCenter"/>
-                    <w:rPr>
-                      <w:rFonts w:asciiTheme="majorHAnsi" w:eastAsiaTheme="majorHAnsi" w:hAnsiTheme="majorHAnsi"/>
-                      <w:sz w:val="16"/>
-                      <w:szCs w:val="18"/>
-                    </w:rPr>
-                  </w:pPr>
-                  <w:r>
-                    <w:rPr>
-                      <w:rFonts w:asciiTheme="majorHAnsi" w:eastAsiaTheme="majorHAnsi" w:hAnsiTheme="majorHAnsi" w:hint="eastAsia"/>
-                      <w:sz w:val="16"/>
-                      <w:szCs w:val="18"/>
-                    </w:rPr>
-                    <w:t>0</w:t>
-                  </w:r>
-                  <w:r>
-                    <w:rPr>
-                      <w:rFonts w:asciiTheme="majorHAnsi" w:eastAsiaTheme="majorHAnsi" w:hAnsiTheme="majorHAnsi"/>
-                      <w:sz w:val="16"/>
-                      <w:szCs w:val="18"/>
-                    </w:rPr>
-                    <w:t>x</w:t>
-                  </w:r>
-                  <w:r>
-                    <w:rPr>
-                      <w:rFonts w:asciiTheme="majorHAnsi" w:eastAsiaTheme="majorHAnsi" w:hAnsiTheme="majorHAnsi" w:hint="eastAsia"/>
-                      <w:sz w:val="16"/>
-                      <w:szCs w:val="18"/>
-                    </w:rPr>
-                    <w:t>ED</w:t>
-                  </w:r>
-                </w:p>
-              </w:tc>
-              <w:tc>
-                <w:tcPr>
-                  <w:tcW w:w="708" w:type="dxa"/>
-                  <w:tcBorders>
-                    <w:top w:val="single" w:sz="4" w:space="0" w:color="auto"/>
-                    <w:left w:val="single" w:sz="4" w:space="0" w:color="auto"/>
-                    <w:bottom w:val="single" w:sz="4" w:space="0" w:color="auto"/>
-                    <w:right w:val="single" w:sz="4" w:space="0" w:color="auto"/>
-                  </w:tcBorders>
-                  <w:vAlign w:val="center"/>
-                  <w:hideMark/>
-                </w:tcPr>
-                <w:p>
-                  <w:pPr>
-                    <w:pStyle w:val="TableCenter"/>
-                    <w:rPr>
-                      <w:rFonts w:asciiTheme="majorHAnsi" w:eastAsiaTheme="majorHAnsi" w:hAnsiTheme="majorHAnsi"/>
-                      <w:sz w:val="16"/>
-                      <w:szCs w:val="18"/>
-                    </w:rPr>
-                  </w:pPr>
-                  <w:r>
-                    <w:rPr>
-                      <w:rFonts w:asciiTheme="majorHAnsi" w:eastAsiaTheme="majorHAnsi" w:hAnsiTheme="majorHAnsi" w:hint="eastAsia"/>
-                      <w:sz w:val="16"/>
-                      <w:szCs w:val="18"/>
-                    </w:rPr>
-                    <w:t>0x0A</w:t>
-                  </w:r>
-                </w:p>
-              </w:tc>
-            </w:tr>
-          </w:tbl>
-          <w:p>
-            <w:pPr>
-              <w:pStyle w:val="1-0"/>
-              <w:numPr>
-                <w:ilvl w:val="0"/>
-                <w:numId w:val="0"/>
-              </w:numPr>
-              <w:wordWrap/>
-              <w:ind w:left="200" w:hangingChars="100" w:hanging="200"/>
-              <w:rPr>
-                <w:rFonts w:asciiTheme="majorHAnsi" w:eastAsiaTheme="majorHAnsi" w:hAnsiTheme="majorHAnsi"/>
-              </w:rPr>
-            </w:pPr>
-            <w:r>
-              <w:rPr>
-                <w:rFonts w:asciiTheme="majorHAnsi" w:eastAsiaTheme="majorHAnsi" w:hAnsiTheme="majorHAnsi" w:hint="eastAsia"/>
-              </w:rPr>
-              <w:t xml:space="preserve">  - 예시) 팬 주소 [Fan </w:t>
-            </w:r>
-            <w:r>
-              <w:rPr>
-                <w:rFonts w:asciiTheme="majorHAnsi" w:eastAsiaTheme="majorHAnsi" w:hAnsiTheme="majorHAnsi"/>
-              </w:rPr>
-              <w:t>Address: 0x</w:t>
-            </w:r>
-            <w:r>
-              <w:rPr>
-                <w:rFonts w:asciiTheme="majorHAnsi" w:eastAsiaTheme="majorHAnsi" w:hAnsiTheme="majorHAnsi" w:hint="eastAsia"/>
-              </w:rPr>
-              <w:t>D100]</w:t>
-            </w:r>
-            <w:r>
-              <w:rPr>
-                <w:rFonts w:asciiTheme="majorHAnsi" w:eastAsiaTheme="majorHAnsi" w:hAnsiTheme="majorHAnsi"/>
-              </w:rPr>
-              <w:t xml:space="preserve"> </w:t>
-            </w:r>
-            <w:r>
-              <w:rPr>
-                <w:rFonts w:asciiTheme="majorHAnsi" w:eastAsiaTheme="majorHAnsi" w:hAnsiTheme="majorHAnsi" w:hint="eastAsia"/>
-              </w:rPr>
-              <w:t>파라미터 읽기 명령 코드.</w:t>
-            </w:r>
-            <w:r>
-              <w:rPr>
-                <w:rFonts w:asciiTheme="majorHAnsi" w:eastAsiaTheme="majorHAnsi" w:hAnsiTheme="majorHAnsi"/>
-              </w:rPr>
-              <w:br/>
-            </w:r>
-            <w:r>
-              <w:rPr>
-                <w:rFonts w:asciiTheme="majorHAnsi" w:eastAsiaTheme="majorHAnsi" w:hAnsiTheme="majorHAnsi" w:hint="eastAsia"/>
-              </w:rPr>
-              <w:t xml:space="preserve">    -&gt; </w:t>
-            </w:r>
-            <w:r>
-              <w:rPr>
-                <w:rFonts w:asciiTheme="majorHAnsi" w:eastAsiaTheme="majorHAnsi" w:hAnsiTheme="majorHAnsi"/>
-              </w:rPr>
-              <w:t>0</w:t>
-            </w:r>
-            <w:r>
-              <w:rPr>
-                <w:rFonts w:asciiTheme="majorHAnsi" w:eastAsiaTheme="majorHAnsi" w:hAnsiTheme="majorHAnsi" w:hint="eastAsia"/>
-              </w:rPr>
-              <w:t xml:space="preserve">1 </w:t>
-            </w:r>
-            <w:r>
-              <w:rPr>
-                <w:rFonts w:asciiTheme="majorHAnsi" w:eastAsiaTheme="majorHAnsi" w:hAnsiTheme="majorHAnsi"/>
-              </w:rPr>
-              <w:t>03</w:t>
-            </w:r>
-            <w:r>
-              <w:rPr>
-                <w:rFonts w:asciiTheme="majorHAnsi" w:eastAsiaTheme="majorHAnsi" w:hAnsiTheme="majorHAnsi" w:hint="eastAsia"/>
-              </w:rPr>
-              <w:t xml:space="preserve"> D0 01 </w:t>
-            </w:r>
-            <w:r>
-              <w:rPr>
-                <w:rFonts w:asciiTheme="majorHAnsi" w:eastAsiaTheme="majorHAnsi" w:hAnsiTheme="majorHAnsi"/>
-              </w:rPr>
-              <w:t>00</w:t>
-            </w:r>
-            <w:r>
-              <w:rPr>
-                <w:rFonts w:asciiTheme="majorHAnsi" w:eastAsiaTheme="majorHAnsi" w:hAnsiTheme="majorHAnsi" w:hint="eastAsia"/>
-              </w:rPr>
-              <w:t xml:space="preserve"> </w:t>
-            </w:r>
-            <w:r>
-              <w:rPr>
-                <w:rFonts w:asciiTheme="majorHAnsi" w:eastAsiaTheme="majorHAnsi" w:hAnsiTheme="majorHAnsi"/>
-              </w:rPr>
-              <w:t>0</w:t>
-            </w:r>
-            <w:r>
-              <w:rPr>
-                <w:rFonts w:asciiTheme="majorHAnsi" w:eastAsiaTheme="majorHAnsi" w:hAnsiTheme="majorHAnsi" w:hint="eastAsia"/>
-              </w:rPr>
-              <w:t>1 ED 0A 입력.</w:t>
-            </w:r>
-          </w:p>
-          <w:p>
-            <w:pPr>
-              <w:pStyle w:val="1-0"/>
-              <w:numPr>
-                <w:ilvl w:val="0"/>
-                <w:numId w:val="0"/>
-              </w:numPr>
-              <w:rPr>
-                <w:rFonts w:asciiTheme="majorHAnsi" w:eastAsiaTheme="majorHAnsi" w:hAnsiTheme="majorHAnsi"/>
-              </w:rPr>
-            </w:pPr>
           </w:p>
         </w:tc>
       </w:tr>
@@ -2437,7 +933,6 @@
               <w:rPr>
                 <w:rFonts w:asciiTheme="majorHAnsi" w:eastAsiaTheme="majorHAnsi" w:hAnsiTheme="majorHAnsi" w:hint="eastAsia"/>
               </w:rPr>
-              <w:lastRenderedPageBreak/>
               <w:t>판정기준</w:t>
             </w:r>
           </w:p>
@@ -2448,279 +943,6 @@
             <w:gridSpan w:val="3"/>
             <w:vAlign w:val="center"/>
           </w:tcPr>
-          <w:p>
-            <w:pPr>
-              <w:pStyle w:val="1-0"/>
-              <w:numPr>
-                <w:ilvl w:val="0"/>
-                <w:numId w:val="0"/>
-              </w:numPr>
-              <w:rPr>
-                <w:rFonts w:asciiTheme="majorHAnsi" w:eastAsiaTheme="majorHAnsi" w:hAnsiTheme="majorHAnsi"/>
-                <w:b/>
-                <w:bCs/>
-              </w:rPr>
-            </w:pPr>
-            <w:r>
-              <w:rPr>
-                <w:rFonts w:asciiTheme="majorHAnsi" w:eastAsiaTheme="majorHAnsi" w:hAnsiTheme="majorHAnsi"/>
-                <w:b/>
-                <w:bCs/>
-              </w:rPr>
-              <w:t xml:space="preserve">[Phase 2 판정 - 정상 조합 전수 및 </w:t>
-            </w:r>
-            <w:proofErr w:type="spellStart"/>
-            <w:r>
-              <w:rPr>
-                <w:rFonts w:asciiTheme="majorHAnsi" w:eastAsiaTheme="majorHAnsi" w:hAnsiTheme="majorHAnsi"/>
-                <w:b/>
-                <w:bCs/>
-              </w:rPr>
-              <w:t>경계값</w:t>
-            </w:r>
-            <w:proofErr w:type="spellEnd"/>
-            <w:r>
-              <w:rPr>
-                <w:rFonts w:asciiTheme="majorHAnsi" w:eastAsiaTheme="majorHAnsi" w:hAnsiTheme="majorHAnsi"/>
-                <w:b/>
-                <w:bCs/>
-              </w:rPr>
-              <w:t>]</w:t>
-            </w:r>
-          </w:p>
-          <w:p>
-            <w:pPr>
-              <w:pStyle w:val="1-0"/>
-              <w:numPr>
-                <w:ilvl w:val="0"/>
-                <w:numId w:val="36"/>
-              </w:numPr>
-              <w:rPr>
-                <w:rFonts w:asciiTheme="majorHAnsi" w:eastAsiaTheme="majorHAnsi" w:hAnsiTheme="majorHAnsi"/>
-              </w:rPr>
-            </w:pPr>
-            <w:r>
-              <w:rPr>
-                <w:rFonts w:asciiTheme="majorHAnsi" w:eastAsiaTheme="majorHAnsi" w:hAnsiTheme="majorHAnsi"/>
-              </w:rPr>
-              <w:t xml:space="preserve">125개 요청 시 Exception 에러 없이 수신 프레임의 Byte Count 위치(3번째 바이트) 값이 0xFA로 수신되며 250바이트의 데이터가 모두 정상 </w:t>
-            </w:r>
-            <w:proofErr w:type="spellStart"/>
-            <w:r>
-              <w:rPr>
-                <w:rFonts w:asciiTheme="majorHAnsi" w:eastAsiaTheme="majorHAnsi" w:hAnsiTheme="majorHAnsi"/>
-              </w:rPr>
-              <w:t>파싱되어야</w:t>
-            </w:r>
-            <w:proofErr w:type="spellEnd"/>
-            <w:r>
-              <w:rPr>
-                <w:rFonts w:asciiTheme="majorHAnsi" w:eastAsiaTheme="majorHAnsi" w:hAnsiTheme="majorHAnsi"/>
-              </w:rPr>
-              <w:t xml:space="preserve"> 한다.</w:t>
-            </w:r>
-          </w:p>
-          <w:p>
-            <w:pPr>
-              <w:pStyle w:val="1-0"/>
-              <w:numPr>
-                <w:ilvl w:val="0"/>
-                <w:numId w:val="0"/>
-              </w:numPr>
-              <w:rPr>
-                <w:rFonts w:asciiTheme="majorHAnsi" w:eastAsiaTheme="majorHAnsi" w:hAnsiTheme="majorHAnsi"/>
-              </w:rPr>
-            </w:pPr>
-          </w:p>
-          <w:p>
-            <w:pPr>
-              <w:pStyle w:val="1-0"/>
-              <w:numPr>
-                <w:ilvl w:val="0"/>
-                <w:numId w:val="0"/>
-              </w:numPr>
-              <w:rPr>
-                <w:rFonts w:asciiTheme="majorHAnsi" w:eastAsiaTheme="majorHAnsi" w:hAnsiTheme="majorHAnsi"/>
-                <w:b/>
-                <w:bCs/>
-              </w:rPr>
-            </w:pPr>
-            <w:r>
-              <w:rPr>
-                <w:rFonts w:asciiTheme="majorHAnsi" w:eastAsiaTheme="majorHAnsi" w:hAnsiTheme="majorHAnsi"/>
-                <w:b/>
-                <w:bCs/>
-              </w:rPr>
-              <w:t>[Phase 3 판정 - 예외 처리]</w:t>
-            </w:r>
-          </w:p>
-          <w:p>
-            <w:pPr>
-              <w:pStyle w:val="1-0"/>
-              <w:numPr>
-                <w:ilvl w:val="0"/>
-                <w:numId w:val="37"/>
-              </w:numPr>
-              <w:rPr>
-                <w:rFonts w:asciiTheme="majorHAnsi" w:eastAsiaTheme="majorHAnsi" w:hAnsiTheme="majorHAnsi"/>
-              </w:rPr>
-            </w:pPr>
-            <w:r>
-              <w:rPr>
-                <w:rFonts w:asciiTheme="majorHAnsi" w:eastAsiaTheme="majorHAnsi" w:hAnsiTheme="majorHAnsi"/>
-                <w:b/>
-                <w:bCs/>
-              </w:rPr>
-              <w:t>[주소 예외]</w:t>
-            </w:r>
-            <w:r>
-              <w:rPr>
-                <w:rFonts w:asciiTheme="majorHAnsi" w:eastAsiaTheme="majorHAnsi" w:hAnsiTheme="majorHAnsi"/>
-              </w:rPr>
-              <w:t> 수신 프레임에 Modbus Exception 0x02 (Illegal Data Address)가 포함되어 응답해야 한다.</w:t>
-            </w:r>
-          </w:p>
-          <w:p>
-            <w:pPr>
-              <w:pStyle w:val="1-0"/>
-              <w:numPr>
-                <w:ilvl w:val="1"/>
-                <w:numId w:val="37"/>
-              </w:numPr>
-              <w:rPr>
-                <w:rFonts w:asciiTheme="majorHAnsi" w:eastAsiaTheme="majorHAnsi" w:hAnsiTheme="majorHAnsi"/>
-              </w:rPr>
-            </w:pPr>
-            <w:r>
-              <w:rPr>
-                <w:rFonts w:asciiTheme="majorHAnsi" w:eastAsiaTheme="majorHAnsi" w:hAnsiTheme="majorHAnsi"/>
-              </w:rPr>
-              <w:t>예상 수신(RX) 프레임: 01 83 02 C0 F1</w:t>
-            </w:r>
-          </w:p>
-          <w:p>
-            <w:pPr>
-              <w:pStyle w:val="1-0"/>
-              <w:numPr>
-                <w:ilvl w:val="0"/>
-                <w:numId w:val="37"/>
-              </w:numPr>
-              <w:rPr>
-                <w:rFonts w:asciiTheme="majorHAnsi" w:eastAsiaTheme="majorHAnsi" w:hAnsiTheme="majorHAnsi"/>
-              </w:rPr>
-            </w:pPr>
-            <w:r>
-              <w:rPr>
-                <w:rFonts w:asciiTheme="majorHAnsi" w:eastAsiaTheme="majorHAnsi" w:hAnsiTheme="majorHAnsi"/>
-                <w:b/>
-                <w:bCs/>
-              </w:rPr>
-              <w:t>[길이 초과 예외]</w:t>
-            </w:r>
-            <w:r>
-              <w:rPr>
-                <w:rFonts w:asciiTheme="majorHAnsi" w:eastAsiaTheme="majorHAnsi" w:hAnsiTheme="majorHAnsi"/>
-              </w:rPr>
-              <w:t> 수신 프레임에 Modbus Exception 0x03 (Illegal Data Value)이 포함되어 응답해야 한다.</w:t>
-            </w:r>
-          </w:p>
-          <w:p>
-            <w:pPr>
-              <w:pStyle w:val="1-0"/>
-              <w:numPr>
-                <w:ilvl w:val="1"/>
-                <w:numId w:val="37"/>
-              </w:numPr>
-              <w:rPr>
-                <w:rFonts w:asciiTheme="majorHAnsi" w:eastAsiaTheme="majorHAnsi" w:hAnsiTheme="majorHAnsi"/>
-              </w:rPr>
-            </w:pPr>
-            <w:r>
-              <w:rPr>
-                <w:rFonts w:asciiTheme="majorHAnsi" w:eastAsiaTheme="majorHAnsi" w:hAnsiTheme="majorHAnsi"/>
-              </w:rPr>
-              <w:t>예상 수신(RX) 프레임: 01 83 03 01 31</w:t>
-            </w:r>
-          </w:p>
-          <w:p>
-            <w:pPr>
-              <w:pStyle w:val="1-0"/>
-              <w:numPr>
-                <w:ilvl w:val="0"/>
-                <w:numId w:val="37"/>
-              </w:numPr>
-              <w:rPr>
-                <w:rFonts w:asciiTheme="majorHAnsi" w:eastAsiaTheme="majorHAnsi" w:hAnsiTheme="majorHAnsi"/>
-              </w:rPr>
-            </w:pPr>
-            <w:r>
-              <w:rPr>
-                <w:rFonts w:asciiTheme="majorHAnsi" w:eastAsiaTheme="majorHAnsi" w:hAnsiTheme="majorHAnsi"/>
-                <w:b/>
-                <w:bCs/>
-              </w:rPr>
-              <w:t>[CRC 훼손 예외]</w:t>
-            </w:r>
-            <w:r>
-              <w:rPr>
-                <w:rFonts w:asciiTheme="majorHAnsi" w:eastAsiaTheme="majorHAnsi" w:hAnsiTheme="majorHAnsi"/>
-              </w:rPr>
-              <w:t> 펌웨어는 잘못된 CRC를 감지하고 프레임을 즉시 폐기(Drop)해야 하며, 어떠한 Exception 응답(TX)도 선로에 내보내지 않아야 한다. (무응답이 Pass)</w:t>
-            </w:r>
-          </w:p>
-          <w:p>
-            <w:pPr>
-              <w:pStyle w:val="1-0"/>
-              <w:numPr>
-                <w:ilvl w:val="0"/>
-                <w:numId w:val="0"/>
-              </w:numPr>
-              <w:rPr>
-                <w:rFonts w:asciiTheme="majorHAnsi" w:eastAsiaTheme="majorHAnsi" w:hAnsiTheme="majorHAnsi"/>
-              </w:rPr>
-            </w:pPr>
-          </w:p>
-          <w:p>
-            <w:pPr>
-              <w:pStyle w:val="1-0"/>
-              <w:numPr>
-                <w:ilvl w:val="0"/>
-                <w:numId w:val="0"/>
-              </w:numPr>
-              <w:rPr>
-                <w:rFonts w:asciiTheme="majorHAnsi" w:eastAsiaTheme="majorHAnsi" w:hAnsiTheme="majorHAnsi"/>
-                <w:b/>
-                <w:bCs/>
-              </w:rPr>
-            </w:pPr>
-            <w:r>
-              <w:rPr>
-                <w:rFonts w:asciiTheme="majorHAnsi" w:eastAsiaTheme="majorHAnsi" w:hAnsiTheme="majorHAnsi"/>
-                <w:b/>
-                <w:bCs/>
-              </w:rPr>
-              <w:t>[Phase 4 판정 - 에러 복구]</w:t>
-            </w:r>
-          </w:p>
-          <w:p>
-            <w:pPr>
-              <w:pStyle w:val="1-0"/>
-              <w:numPr>
-                <w:ilvl w:val="0"/>
-                <w:numId w:val="38"/>
-              </w:numPr>
-              <w:rPr>
-                <w:rFonts w:asciiTheme="majorHAnsi" w:eastAsiaTheme="majorHAnsi" w:hAnsiTheme="majorHAnsi"/>
-              </w:rPr>
-            </w:pPr>
-            <w:r>
-              <w:rPr>
-                <w:rFonts w:asciiTheme="majorHAnsi" w:eastAsiaTheme="majorHAnsi" w:hAnsiTheme="majorHAnsi"/>
-              </w:rPr>
-              <w:lastRenderedPageBreak/>
-              <w:t>잘린 쓰레기 데이터 수신 시에는 무응답으로 버퍼를 비워야 하며(Flush), 뒤이어 들어온 정상 프레임에 대해서는 50ms 이내에 01 03 02 00 00 B8 44를 즉각 정상 응답해야 한다. (리셋이나 재부팅 없이 RX 버퍼 자가 복구 필수)</w:t>
-            </w:r>
-          </w:p>
           <w:p>
             <w:pPr>
               <w:pStyle w:val="1-0"/>
@@ -2821,30 +1043,6 @@
               </w:numPr>
               <w:rPr>
                 <w:rFonts w:asciiTheme="majorHAnsi" w:eastAsiaTheme="majorHAnsi" w:hAnsiTheme="majorHAnsi"/>
-              </w:rPr>
-            </w:pPr>
-            <w:r>
-              <w:rPr>
-                <w:rFonts w:asciiTheme="majorHAnsi" w:eastAsiaTheme="majorHAnsi" w:hAnsiTheme="majorHAnsi" w:hint="eastAsia"/>
-              </w:rPr>
-              <w:t>1.</w:t>
-            </w:r>
-            <w:r>
-              <w:rPr>
-                <w:rFonts w:asciiTheme="majorHAnsi" w:eastAsiaTheme="majorHAnsi" w:hAnsiTheme="majorHAnsi" w:hint="eastAsia"/>
-              </w:rPr>
-              <w:t xml:space="preserve"> </w:t>
-            </w:r>
-          </w:p>
-          <w:p>
-            <w:pPr>
-              <w:pStyle w:val="1-0"/>
-              <w:numPr>
-                <w:ilvl w:val="0"/>
-                <w:numId w:val="0"/>
-              </w:numPr>
-              <w:rPr>
-                <w:rFonts w:asciiTheme="majorHAnsi" w:eastAsiaTheme="majorHAnsi" w:hAnsiTheme="majorHAnsi"/>
                 <w:b/>
                 <w:bCs/>
               </w:rPr>
@@ -2858,174 +1056,24 @@
                 <w:numId w:val="0"/>
               </w:numPr>
               <w:rPr>
+                <w:rFonts w:asciiTheme="majorHAnsi" w:eastAsiaTheme="majorHAnsi" w:hAnsiTheme="majorHAnsi" w:hint="eastAsia"/>
+                <w:b/>
+                <w:bCs/>
+              </w:rPr>
+            </w:pPr>
+            <w:r>
+              <w:rPr>
                 <w:rFonts w:asciiTheme="majorHAnsi" w:eastAsiaTheme="majorHAnsi" w:hAnsiTheme="majorHAnsi"/>
                 <w:b/>
                 <w:bCs/>
               </w:rPr>
-            </w:pPr>
-            <w:r>
-              <w:rPr>
-                <w:rFonts w:asciiTheme="majorHAnsi" w:eastAsiaTheme="majorHAnsi" w:hAnsiTheme="majorHAnsi"/>
-                <w:b/>
-                <w:bCs/>
-              </w:rPr>
               <w:t>[Phase 3 판정 - 예외 처리]</w:t>
             </w:r>
-          </w:p>
-          <w:p>
-            <w:pPr>
-              <w:pStyle w:val="1-0"/>
-              <w:numPr>
-                <w:ilvl w:val="0"/>
-                <w:numId w:val="0"/>
-              </w:numPr>
-              <w:rPr>
-                <w:rFonts w:asciiTheme="majorHAnsi" w:eastAsiaTheme="majorHAnsi" w:hAnsiTheme="majorHAnsi"/>
-              </w:rPr>
-            </w:pPr>
             <w:r>
               <w:rPr>
                 <w:rFonts w:asciiTheme="majorHAnsi" w:eastAsiaTheme="majorHAnsi" w:hAnsiTheme="majorHAnsi" w:hint="eastAsia"/>
               </w:rPr>
-              <w:t>1.</w:t>
-            </w:r>
-            <w:r>
-              <w:rPr>
-                <w:rFonts w:asciiTheme="majorHAnsi" w:eastAsiaTheme="majorHAnsi" w:hAnsiTheme="majorHAnsi" w:hint="eastAsia"/>
-              </w:rPr>
               <w:t xml:space="preserve"> </w:t>
-            </w:r>
-          </w:p>
-          <w:p>
-            <w:pPr>
-              <w:pStyle w:val="1-0"/>
-              <w:numPr>
-                <w:ilvl w:val="0"/>
-                <w:numId w:val="0"/>
-              </w:numPr>
-              <w:rPr>
-                <w:rFonts w:asciiTheme="majorHAnsi" w:eastAsiaTheme="majorHAnsi" w:hAnsiTheme="majorHAnsi"/>
-              </w:rPr>
-            </w:pPr>
-            <w:r>
-              <w:rPr>
-                <w:rFonts w:asciiTheme="majorHAnsi" w:eastAsiaTheme="majorHAnsi" w:hAnsiTheme="majorHAnsi" w:hint="eastAsia"/>
-              </w:rPr>
-              <w:t xml:space="preserve">2. </w:t>
-            </w:r>
-          </w:p>
-          <w:p>
-            <w:pPr>
-              <w:pStyle w:val="1-0"/>
-              <w:numPr>
-                <w:ilvl w:val="0"/>
-                <w:numId w:val="0"/>
-              </w:numPr>
-              <w:rPr>
-                <w:rFonts w:asciiTheme="majorHAnsi" w:eastAsiaTheme="majorHAnsi" w:hAnsiTheme="majorHAnsi"/>
-              </w:rPr>
-            </w:pPr>
-            <w:r>
-              <w:rPr>
-                <w:rFonts w:asciiTheme="majorHAnsi" w:eastAsiaTheme="majorHAnsi" w:hAnsiTheme="majorHAnsi" w:hint="eastAsia"/>
-              </w:rPr>
-              <w:t xml:space="preserve">3. </w:t>
-            </w:r>
-          </w:p>
-          <w:p>
-            <w:pPr>
-              <w:pStyle w:val="1-0"/>
-              <w:numPr>
-                <w:ilvl w:val="0"/>
-                <w:numId w:val="0"/>
-              </w:numPr>
-              <w:rPr>
-                <w:rFonts w:asciiTheme="majorHAnsi" w:eastAsiaTheme="majorHAnsi" w:hAnsiTheme="majorHAnsi"/>
-                <w:b/>
-                <w:bCs/>
-              </w:rPr>
-            </w:pPr>
-          </w:p>
-          <w:p>
-            <w:pPr>
-              <w:pStyle w:val="1-0"/>
-              <w:numPr>
-                <w:ilvl w:val="0"/>
-                <w:numId w:val="0"/>
-              </w:numPr>
-              <w:rPr>
-                <w:rFonts w:asciiTheme="majorHAnsi" w:eastAsiaTheme="majorHAnsi" w:hAnsiTheme="majorHAnsi"/>
-                <w:b/>
-                <w:bCs/>
-              </w:rPr>
-            </w:pPr>
-            <w:r>
-              <w:rPr>
-                <w:rFonts w:asciiTheme="majorHAnsi" w:eastAsiaTheme="majorHAnsi" w:hAnsiTheme="majorHAnsi"/>
-                <w:b/>
-                <w:bCs/>
-              </w:rPr>
-              <w:t>[Phase 4 판정 - 에러 복구]</w:t>
-            </w:r>
-          </w:p>
-          <w:p>
-            <w:pPr>
-              <w:pStyle w:val="1-0"/>
-              <w:numPr>
-                <w:ilvl w:val="0"/>
-                <w:numId w:val="0"/>
-              </w:numPr>
-              <w:rPr>
-                <w:rFonts w:asciiTheme="majorHAnsi" w:eastAsiaTheme="majorHAnsi" w:hAnsiTheme="majorHAnsi"/>
-              </w:rPr>
-            </w:pPr>
-            <w:r>
-              <w:rPr>
-                <w:rFonts w:asciiTheme="majorHAnsi" w:eastAsiaTheme="majorHAnsi" w:hAnsiTheme="majorHAnsi" w:hint="eastAsia"/>
-              </w:rPr>
-              <w:t>1.</w:t>
-            </w:r>
-            <w:r>
-              <w:rPr>
-                <w:rFonts w:asciiTheme="majorHAnsi" w:eastAsiaTheme="majorHAnsi" w:hAnsiTheme="majorHAnsi" w:hint="eastAsia"/>
-              </w:rPr>
-              <w:t xml:space="preserve"> </w:t>
-            </w:r>
-          </w:p>
-          <w:p>
-            <w:pPr>
-              <w:pStyle w:val="1-0"/>
-              <w:numPr>
-                <w:ilvl w:val="0"/>
-                <w:numId w:val="0"/>
-              </w:numPr>
-              <w:rPr>
-                <w:rFonts w:asciiTheme="majorHAnsi" w:eastAsiaTheme="majorHAnsi" w:hAnsiTheme="majorHAnsi"/>
-              </w:rPr>
-            </w:pPr>
-            <w:r>
-              <w:rPr>
-                <w:rFonts w:asciiTheme="majorHAnsi" w:eastAsiaTheme="majorHAnsi" w:hAnsiTheme="majorHAnsi" w:hint="eastAsia"/>
-              </w:rPr>
-              <w:t xml:space="preserve">2. </w:t>
-            </w:r>
-          </w:p>
-          <w:p>
-            <w:pPr>
-              <w:pStyle w:val="1-0"/>
-              <w:numPr>
-                <w:ilvl w:val="0"/>
-                <w:numId w:val="0"/>
-              </w:numPr>
-              <w:rPr>
-                <w:rFonts w:asciiTheme="majorHAnsi" w:eastAsiaTheme="majorHAnsi" w:hAnsiTheme="majorHAnsi"/>
-              </w:rPr>
-            </w:pPr>
-            <w:r>
-              <w:rPr>
-                <w:rFonts w:asciiTheme="majorHAnsi" w:eastAsiaTheme="majorHAnsi" w:hAnsiTheme="majorHAnsi" w:hint="eastAsia"/>
-              </w:rPr>
-              <w:t xml:space="preserve">3. </w:t>
             </w:r>
           </w:p>
           <w:p>
@@ -3114,7 +1162,7 @@
 </file>
 
 <file path=word/endnotes.xml><?xml version="1.0" encoding="utf-8"?>
-<w:endnotes xmlns:wpc="http://schemas.microsoft.com/office/word/2010/wordprocessingCanvas" xmlns:cx="http://schemas.microsoft.com/office/drawing/2014/chartex" xmlns:cx1="http://schemas.microsoft.com/office/drawing/2015/9/8/chartex" xmlns:cx2="http://schemas.microsoft.com/office/drawing/2015/10/21/chartex" xmlns:cx3="http://schemas.microsoft.com/office/drawing/2016/5/9/chartex" xmlns:cx4="http://schemas.microsoft.com/office/drawing/2016/5/10/chartex" xmlns:cx5="http://schemas.microsoft.com/office/drawing/2016/5/11/chartex" xmlns:cx6="http://schemas.microsoft.com/office/drawing/2016/5/12/chartex" xmlns:cx7="http://schemas.microsoft.com/office/drawing/2016/5/13/chartex" xmlns:cx8="http://schemas.microsoft.com/office/drawing/2016/5/14/chartex" xmlns:mc="http://schemas.openxmlformats.org/markup-compatibility/2006" xmlns:aink="http://schemas.microsoft.com/office/drawing/2016/ink" xmlns:am3d="http://schemas.microsoft.com/office/drawing/2017/model3d" xmlns:o="urn:schemas-microsoft-com:office:office" xmlns:oel="http://schemas.microsoft.com/office/2019/extlst" xmlns:r="http://schemas.openxmlformats.org/officeDocument/2006/relationships" xmlns:m="http://schemas.openxmlformats.org/officeDocument/2006/math" xmlns:v="urn:schemas-microsoft-com:vml" xmlns:wp14="http://schemas.microsoft.com/office/word/2010/wordprocessingDrawing" xmlns:wp="http://schemas.openxmlformats.org/drawingml/2006/wordprocessingDrawing" xmlns:w10="urn:schemas-microsoft-com:office:word" xmlns:w="http://schemas.openxmlformats.org/wordprocessingml/2006/main" xmlns:w14="http://schemas.microsoft.com/office/word/2010/wordml" xmlns:w15="http://schemas.microsoft.com/office/word/2012/wordml" xmlns:w16cex="http://schemas.microsoft.com/office/word/2018/wordml/cex" xmlns:w16cid="http://schemas.microsoft.com/office/word/2016/wordml/cid" xmlns:w16="http://schemas.microsoft.com/office/word/2018/wordml" xmlns:w16sdtdh="http://schemas.microsoft.com/office/word/2020/wordml/sdtdatahash" xmlns:w16se="http://schemas.microsoft.com/office/word/2015/wordml/symex" xmlns:wpg="http://schemas.microsoft.com/office/word/2010/wordprocessingGroup" xmlns:wpi="http://schemas.microsoft.com/office/word/2010/wordprocessingInk" xmlns:wne="http://schemas.microsoft.com/office/word/2006/wordml" xmlns:wps="http://schemas.microsoft.com/office/word/2010/wordprocessingShape" mc:Ignorable="w14 w15 w16se w16cid w16 w16cex w16sdtdh wp14">
+<w:endnotes xmlns:wpc="http://schemas.microsoft.com/office/word/2010/wordprocessingCanvas" xmlns:cx="http://schemas.microsoft.com/office/drawing/2014/chartex" xmlns:cx1="http://schemas.microsoft.com/office/drawing/2015/9/8/chartex" xmlns:cx2="http://schemas.microsoft.com/office/drawing/2015/10/21/chartex" xmlns:cx3="http://schemas.microsoft.com/office/drawing/2016/5/9/chartex" xmlns:cx4="http://schemas.microsoft.com/office/drawing/2016/5/10/chartex" xmlns:cx5="http://schemas.microsoft.com/office/drawing/2016/5/11/chartex" xmlns:cx6="http://schemas.microsoft.com/office/drawing/2016/5/12/chartex" xmlns:cx7="http://schemas.microsoft.com/office/drawing/2016/5/13/chartex" xmlns:cx8="http://schemas.microsoft.com/office/drawing/2016/5/14/chartex" xmlns:mc="http://schemas.openxmlformats.org/markup-compatibility/2006" xmlns:aink="http://schemas.microsoft.com/office/drawing/2016/ink" xmlns:am3d="http://schemas.microsoft.com/office/drawing/2017/model3d" xmlns:o="urn:schemas-microsoft-com:office:office" xmlns:oel="http://schemas.microsoft.com/office/2019/extlst" xmlns:r="http://schemas.openxmlformats.org/officeDocument/2006/relationships" xmlns:m="http://schemas.openxmlformats.org/officeDocument/2006/math" xmlns:v="urn:schemas-microsoft-com:vml" xmlns:wp14="http://schemas.microsoft.com/office/word/2010/wordprocessingDrawing" xmlns:wp="http://schemas.openxmlformats.org/drawingml/2006/wordprocessingDrawing" xmlns:w10="urn:schemas-microsoft-com:office:word" xmlns:w="http://schemas.openxmlformats.org/wordprocessingml/2006/main" xmlns:w14="http://schemas.microsoft.com/office/word/2010/wordml" xmlns:w15="http://schemas.microsoft.com/office/word/2012/wordml" xmlns:w16cex="http://schemas.microsoft.com/office/word/2018/wordml/cex" xmlns:w16cid="http://schemas.microsoft.com/office/word/2016/wordml/cid" xmlns:w16="http://schemas.microsoft.com/office/word/2018/wordml" xmlns:w16du="http://schemas.microsoft.com/office/word/2023/wordml/word16du" xmlns:w16sdtdh="http://schemas.microsoft.com/office/word/2020/wordml/sdtdatahash" xmlns:w16sdtfl="http://schemas.microsoft.com/office/word/2024/wordml/sdtformatlock" xmlns:w16se="http://schemas.microsoft.com/office/word/2015/wordml/symex" xmlns:wpg="http://schemas.microsoft.com/office/word/2010/wordprocessingGroup" xmlns:wpi="http://schemas.microsoft.com/office/word/2010/wordprocessingInk" xmlns:wne="http://schemas.microsoft.com/office/word/2006/wordml" xmlns:wps="http://schemas.microsoft.com/office/word/2010/wordprocessingShape" mc:Ignorable="w14 w15 w16se w16cid w16 w16cex w16sdtdh w16sdtfl w16du wp14">
   <w:endnote w:type="separator" w:id="-1">
     <w:p>
       <w:pPr>
@@ -3139,7 +1187,7 @@
 </file>
 
 <file path=word/footnotes.xml><?xml version="1.0" encoding="utf-8"?>
-<w:footnotes xmlns:wpc="http://schemas.microsoft.com/office/word/2010/wordprocessingCanvas" xmlns:cx="http://schemas.microsoft.com/office/drawing/2014/chartex" xmlns:cx1="http://schemas.microsoft.com/office/drawing/2015/9/8/chartex" xmlns:cx2="http://schemas.microsoft.com/office/drawing/2015/10/21/chartex" xmlns:cx3="http://schemas.microsoft.com/office/drawing/2016/5/9/chartex" xmlns:cx4="http://schemas.microsoft.com/office/drawing/2016/5/10/chartex" xmlns:cx5="http://schemas.microsoft.com/office/drawing/2016/5/11/chartex" xmlns:cx6="http://schemas.microsoft.com/office/drawing/2016/5/12/chartex" xmlns:cx7="http://schemas.microsoft.com/office/drawing/2016/5/13/chartex" xmlns:cx8="http://schemas.microsoft.com/office/drawing/2016/5/14/chartex" xmlns:mc="http://schemas.openxmlformats.org/markup-compatibility/2006" xmlns:aink="http://schemas.microsoft.com/office/drawing/2016/ink" xmlns:am3d="http://schemas.microsoft.com/office/drawing/2017/model3d" xmlns:o="urn:schemas-microsoft-com:office:office" xmlns:oel="http://schemas.microsoft.com/office/2019/extlst" xmlns:r="http://schemas.openxmlformats.org/officeDocument/2006/relationships" xmlns:m="http://schemas.openxmlformats.org/officeDocument/2006/math" xmlns:v="urn:schemas-microsoft-com:vml" xmlns:wp14="http://schemas.microsoft.com/office/word/2010/wordprocessingDrawing" xmlns:wp="http://schemas.openxmlformats.org/drawingml/2006/wordprocessingDrawing" xmlns:w10="urn:schemas-microsoft-com:office:word" xmlns:w="http://schemas.openxmlformats.org/wordprocessingml/2006/main" xmlns:w14="http://schemas.microsoft.com/office/word/2010/wordml" xmlns:w15="http://schemas.microsoft.com/office/word/2012/wordml" xmlns:w16cex="http://schemas.microsoft.com/office/word/2018/wordml/cex" xmlns:w16cid="http://schemas.microsoft.com/office/word/2016/wordml/cid" xmlns:w16="http://schemas.microsoft.com/office/word/2018/wordml" xmlns:w16sdtdh="http://schemas.microsoft.com/office/word/2020/wordml/sdtdatahash" xmlns:w16se="http://schemas.microsoft.com/office/word/2015/wordml/symex" xmlns:wpg="http://schemas.microsoft.com/office/word/2010/wordprocessingGroup" xmlns:wpi="http://schemas.microsoft.com/office/word/2010/wordprocessingInk" xmlns:wne="http://schemas.microsoft.com/office/word/2006/wordml" xmlns:wps="http://schemas.microsoft.com/office/word/2010/wordprocessingShape" mc:Ignorable="w14 w15 w16se w16cid w16 w16cex w16sdtdh wp14">
+<w:footnotes xmlns:wpc="http://schemas.microsoft.com/office/word/2010/wordprocessingCanvas" xmlns:cx="http://schemas.microsoft.com/office/drawing/2014/chartex" xmlns:cx1="http://schemas.microsoft.com/office/drawing/2015/9/8/chartex" xmlns:cx2="http://schemas.microsoft.com/office/drawing/2015/10/21/chartex" xmlns:cx3="http://schemas.microsoft.com/office/drawing/2016/5/9/chartex" xmlns:cx4="http://schemas.microsoft.com/office/drawing/2016/5/10/chartex" xmlns:cx5="http://schemas.microsoft.com/office/drawing/2016/5/11/chartex" xmlns:cx6="http://schemas.microsoft.com/office/drawing/2016/5/12/chartex" xmlns:cx7="http://schemas.microsoft.com/office/drawing/2016/5/13/chartex" xmlns:cx8="http://schemas.microsoft.com/office/drawing/2016/5/14/chartex" xmlns:mc="http://schemas.openxmlformats.org/markup-compatibility/2006" xmlns:aink="http://schemas.microsoft.com/office/drawing/2016/ink" xmlns:am3d="http://schemas.microsoft.com/office/drawing/2017/model3d" xmlns:o="urn:schemas-microsoft-com:office:office" xmlns:oel="http://schemas.microsoft.com/office/2019/extlst" xmlns:r="http://schemas.openxmlformats.org/officeDocument/2006/relationships" xmlns:m="http://schemas.openxmlformats.org/officeDocument/2006/math" xmlns:v="urn:schemas-microsoft-com:vml" xmlns:wp14="http://schemas.microsoft.com/office/word/2010/wordprocessingDrawing" xmlns:wp="http://schemas.openxmlformats.org/drawingml/2006/wordprocessingDrawing" xmlns:w10="urn:schemas-microsoft-com:office:word" xmlns:w="http://schemas.openxmlformats.org/wordprocessingml/2006/main" xmlns:w14="http://schemas.microsoft.com/office/word/2010/wordml" xmlns:w15="http://schemas.microsoft.com/office/word/2012/wordml" xmlns:w16cex="http://schemas.microsoft.com/office/word/2018/wordml/cex" xmlns:w16cid="http://schemas.microsoft.com/office/word/2016/wordml/cid" xmlns:w16="http://schemas.microsoft.com/office/word/2018/wordml" xmlns:w16du="http://schemas.microsoft.com/office/word/2023/wordml/word16du" xmlns:w16sdtdh="http://schemas.microsoft.com/office/word/2020/wordml/sdtdatahash" xmlns:w16sdtfl="http://schemas.microsoft.com/office/word/2024/wordml/sdtformatlock" xmlns:w16se="http://schemas.microsoft.com/office/word/2015/wordml/symex" xmlns:wpg="http://schemas.microsoft.com/office/word/2010/wordprocessingGroup" xmlns:wpi="http://schemas.microsoft.com/office/word/2010/wordprocessingInk" xmlns:wne="http://schemas.microsoft.com/office/word/2006/wordml" xmlns:wps="http://schemas.microsoft.com/office/word/2010/wordprocessingShape" mc:Ignorable="w14 w15 w16se w16cid w16 w16cex w16sdtdh w16sdtfl w16du wp14">
   <w:footnote w:type="separator" w:id="-1">
     <w:p>
       <w:pPr>
@@ -3164,7 +1212,7 @@
 </file>
 
 <file path=word/header1.xml><?xml version="1.0" encoding="utf-8"?>
-<w:hdr xmlns:wpc="http://schemas.microsoft.com/office/word/2010/wordprocessingCanvas" xmlns:cx="http://schemas.microsoft.com/office/drawing/2014/chartex" xmlns:cx1="http://schemas.microsoft.com/office/drawing/2015/9/8/chartex" xmlns:cx2="http://schemas.microsoft.com/office/drawing/2015/10/21/chartex" xmlns:cx3="http://schemas.microsoft.com/office/drawing/2016/5/9/chartex" xmlns:cx4="http://schemas.microsoft.com/office/drawing/2016/5/10/chartex" xmlns:cx5="http://schemas.microsoft.com/office/drawing/2016/5/11/chartex" xmlns:cx6="http://schemas.microsoft.com/office/drawing/2016/5/12/chartex" xmlns:cx7="http://schemas.microsoft.com/office/drawing/2016/5/13/chartex" xmlns:cx8="http://schemas.microsoft.com/office/drawing/2016/5/14/chartex" xmlns:mc="http://schemas.openxmlformats.org/markup-compatibility/2006" xmlns:aink="http://schemas.microsoft.com/office/drawing/2016/ink" xmlns:am3d="http://schemas.microsoft.com/office/drawing/2017/model3d" xmlns:o="urn:schemas-microsoft-com:office:office" xmlns:oel="http://schemas.microsoft.com/office/2019/extlst" xmlns:r="http://schemas.openxmlformats.org/officeDocument/2006/relationships" xmlns:m="http://schemas.openxmlformats.org/officeDocument/2006/math" xmlns:v="urn:schemas-microsoft-com:vml" xmlns:wp14="http://schemas.microsoft.com/office/word/2010/wordprocessingDrawing" xmlns:wp="http://schemas.openxmlformats.org/drawingml/2006/wordprocessingDrawing" xmlns:w10="urn:schemas-microsoft-com:office:word" xmlns:w="http://schemas.openxmlformats.org/wordprocessingml/2006/main" xmlns:w14="http://schemas.microsoft.com/office/word/2010/wordml" xmlns:w15="http://schemas.microsoft.com/office/word/2012/wordml" xmlns:w16cex="http://schemas.microsoft.com/office/word/2018/wordml/cex" xmlns:w16cid="http://schemas.microsoft.com/office/word/2016/wordml/cid" xmlns:w16="http://schemas.microsoft.com/office/word/2018/wordml" xmlns:w16sdtdh="http://schemas.microsoft.com/office/word/2020/wordml/sdtdatahash" xmlns:w16se="http://schemas.microsoft.com/office/word/2015/wordml/symex" xmlns:wpg="http://schemas.microsoft.com/office/word/2010/wordprocessingGroup" xmlns:wpi="http://schemas.microsoft.com/office/word/2010/wordprocessingInk" xmlns:wne="http://schemas.microsoft.com/office/word/2006/wordml" xmlns:wps="http://schemas.microsoft.com/office/word/2010/wordprocessingShape" mc:Ignorable="w14 w15 w16se w16cid w16 w16cex w16sdtdh wp14">
+<w:hdr xmlns:wpc="http://schemas.microsoft.com/office/word/2010/wordprocessingCanvas" xmlns:cx="http://schemas.microsoft.com/office/drawing/2014/chartex" xmlns:cx1="http://schemas.microsoft.com/office/drawing/2015/9/8/chartex" xmlns:cx2="http://schemas.microsoft.com/office/drawing/2015/10/21/chartex" xmlns:cx3="http://schemas.microsoft.com/office/drawing/2016/5/9/chartex" xmlns:cx4="http://schemas.microsoft.com/office/drawing/2016/5/10/chartex" xmlns:cx5="http://schemas.microsoft.com/office/drawing/2016/5/11/chartex" xmlns:cx6="http://schemas.microsoft.com/office/drawing/2016/5/12/chartex" xmlns:cx7="http://schemas.microsoft.com/office/drawing/2016/5/13/chartex" xmlns:cx8="http://schemas.microsoft.com/office/drawing/2016/5/14/chartex" xmlns:mc="http://schemas.openxmlformats.org/markup-compatibility/2006" xmlns:aink="http://schemas.microsoft.com/office/drawing/2016/ink" xmlns:am3d="http://schemas.microsoft.com/office/drawing/2017/model3d" xmlns:o="urn:schemas-microsoft-com:office:office" xmlns:oel="http://schemas.microsoft.com/office/2019/extlst" xmlns:r="http://schemas.openxmlformats.org/officeDocument/2006/relationships" xmlns:m="http://schemas.openxmlformats.org/officeDocument/2006/math" xmlns:v="urn:schemas-microsoft-com:vml" xmlns:wp14="http://schemas.microsoft.com/office/word/2010/wordprocessingDrawing" xmlns:wp="http://schemas.openxmlformats.org/drawingml/2006/wordprocessingDrawing" xmlns:w10="urn:schemas-microsoft-com:office:word" xmlns:w="http://schemas.openxmlformats.org/wordprocessingml/2006/main" xmlns:w14="http://schemas.microsoft.com/office/word/2010/wordml" xmlns:w15="http://schemas.microsoft.com/office/word/2012/wordml" xmlns:w16cex="http://schemas.microsoft.com/office/word/2018/wordml/cex" xmlns:w16cid="http://schemas.microsoft.com/office/word/2016/wordml/cid" xmlns:w16="http://schemas.microsoft.com/office/word/2018/wordml" xmlns:w16du="http://schemas.microsoft.com/office/word/2023/wordml/word16du" xmlns:w16sdtdh="http://schemas.microsoft.com/office/word/2020/wordml/sdtdatahash" xmlns:w16sdtfl="http://schemas.microsoft.com/office/word/2024/wordml/sdtformatlock" xmlns:w16se="http://schemas.microsoft.com/office/word/2015/wordml/symex" xmlns:wpg="http://schemas.microsoft.com/office/word/2010/wordprocessingGroup" xmlns:wpi="http://schemas.microsoft.com/office/word/2010/wordprocessingInk" xmlns:wne="http://schemas.microsoft.com/office/word/2006/wordml" xmlns:wps="http://schemas.microsoft.com/office/word/2010/wordprocessingShape" mc:Ignorable="w14 w15 w16se w16cid w16 w16cex w16sdtdh w16sdtfl w16du wp14">
   <w:tbl>
     <w:tblPr>
       <w:tblW w:w="9766" w:type="dxa"/>
@@ -3456,7 +1504,7 @@
 </file>
 
 <file path=word/numbering.xml><?xml version="1.0" encoding="utf-8"?>
-<w:numbering xmlns:wpc="http://schemas.microsoft.com/office/word/2010/wordprocessingCanvas" xmlns:cx="http://schemas.microsoft.com/office/drawing/2014/chartex" xmlns:cx1="http://schemas.microsoft.com/office/drawing/2015/9/8/chartex" xmlns:cx2="http://schemas.microsoft.com/office/drawing/2015/10/21/chartex" xmlns:cx3="http://schemas.microsoft.com/office/drawing/2016/5/9/chartex" xmlns:cx4="http://schemas.microsoft.com/office/drawing/2016/5/10/chartex" xmlns:cx5="http://schemas.microsoft.com/office/drawing/2016/5/11/chartex" xmlns:cx6="http://schemas.microsoft.com/office/drawing/2016/5/12/chartex" xmlns:cx7="http://schemas.microsoft.com/office/drawing/2016/5/13/chartex" xmlns:cx8="http://schemas.microsoft.com/office/drawing/2016/5/14/chartex" xmlns:mc="http://schemas.openxmlformats.org/markup-compatibility/2006" xmlns:aink="http://schemas.microsoft.com/office/drawing/2016/ink" xmlns:am3d="http://schemas.microsoft.com/office/drawing/2017/model3d" xmlns:o="urn:schemas-microsoft-com:office:office" xmlns:oel="http://schemas.microsoft.com/office/2019/extlst" xmlns:r="http://schemas.openxmlformats.org/officeDocument/2006/relationships" xmlns:m="http://schemas.openxmlformats.org/officeDocument/2006/math" xmlns:v="urn:schemas-microsoft-com:vml" xmlns:wp14="http://schemas.microsoft.com/office/word/2010/wordprocessingDrawing" xmlns:wp="http://schemas.openxmlformats.org/drawingml/2006/wordprocessingDrawing" xmlns:w10="urn:schemas-microsoft-com:office:word" xmlns:w="http://schemas.openxmlformats.org/wordprocessingml/2006/main" xmlns:w14="http://schemas.microsoft.com/office/word/2010/wordml" xmlns:w15="http://schemas.microsoft.com/office/word/2012/wordml" xmlns:w16cex="http://schemas.microsoft.com/office/word/2018/wordml/cex" xmlns:w16cid="http://schemas.microsoft.com/office/word/2016/wordml/cid" xmlns:w16="http://schemas.microsoft.com/office/word/2018/wordml" xmlns:w16sdtdh="http://schemas.microsoft.com/office/word/2020/wordml/sdtdatahash" xmlns:w16se="http://schemas.microsoft.com/office/word/2015/wordml/symex" xmlns:wpg="http://schemas.microsoft.com/office/word/2010/wordprocessingGroup" xmlns:wpi="http://schemas.microsoft.com/office/word/2010/wordprocessingInk" xmlns:wne="http://schemas.microsoft.com/office/word/2006/wordml" xmlns:wps="http://schemas.microsoft.com/office/word/2010/wordprocessingShape" mc:Ignorable="w14 w15 w16se w16cid w16 w16cex w16sdtdh wp14">
+<w:numbering xmlns:wpc="http://schemas.microsoft.com/office/word/2010/wordprocessingCanvas" xmlns:cx="http://schemas.microsoft.com/office/drawing/2014/chartex" xmlns:cx1="http://schemas.microsoft.com/office/drawing/2015/9/8/chartex" xmlns:cx2="http://schemas.microsoft.com/office/drawing/2015/10/21/chartex" xmlns:cx3="http://schemas.microsoft.com/office/drawing/2016/5/9/chartex" xmlns:cx4="http://schemas.microsoft.com/office/drawing/2016/5/10/chartex" xmlns:cx5="http://schemas.microsoft.com/office/drawing/2016/5/11/chartex" xmlns:cx6="http://schemas.microsoft.com/office/drawing/2016/5/12/chartex" xmlns:cx7="http://schemas.microsoft.com/office/drawing/2016/5/13/chartex" xmlns:cx8="http://schemas.microsoft.com/office/drawing/2016/5/14/chartex" xmlns:mc="http://schemas.openxmlformats.org/markup-compatibility/2006" xmlns:aink="http://schemas.microsoft.com/office/drawing/2016/ink" xmlns:am3d="http://schemas.microsoft.com/office/drawing/2017/model3d" xmlns:o="urn:schemas-microsoft-com:office:office" xmlns:oel="http://schemas.microsoft.com/office/2019/extlst" xmlns:r="http://schemas.openxmlformats.org/officeDocument/2006/relationships" xmlns:m="http://schemas.openxmlformats.org/officeDocument/2006/math" xmlns:v="urn:schemas-microsoft-com:vml" xmlns:wp14="http://schemas.microsoft.com/office/word/2010/wordprocessingDrawing" xmlns:wp="http://schemas.openxmlformats.org/drawingml/2006/wordprocessingDrawing" xmlns:w10="urn:schemas-microsoft-com:office:word" xmlns:w="http://schemas.openxmlformats.org/wordprocessingml/2006/main" xmlns:w14="http://schemas.microsoft.com/office/word/2010/wordml" xmlns:w15="http://schemas.microsoft.com/office/word/2012/wordml" xmlns:w16cex="http://schemas.microsoft.com/office/word/2018/wordml/cex" xmlns:w16cid="http://schemas.microsoft.com/office/word/2016/wordml/cid" xmlns:w16="http://schemas.microsoft.com/office/word/2018/wordml" xmlns:w16du="http://schemas.microsoft.com/office/word/2023/wordml/word16du" xmlns:w16sdtdh="http://schemas.microsoft.com/office/word/2020/wordml/sdtdatahash" xmlns:w16sdtfl="http://schemas.microsoft.com/office/word/2024/wordml/sdtformatlock" xmlns:w16se="http://schemas.microsoft.com/office/word/2015/wordml/symex" xmlns:wpg="http://schemas.microsoft.com/office/word/2010/wordprocessingGroup" xmlns:wpi="http://schemas.microsoft.com/office/word/2010/wordprocessingInk" xmlns:wne="http://schemas.microsoft.com/office/word/2006/wordml" xmlns:wps="http://schemas.microsoft.com/office/word/2010/wordprocessingShape" mc:Ignorable="w14 w15 w16se w16cid w16 w16cex w16sdtdh w16sdtfl w16du wp14">
   <w:abstractNum w:abstractNumId="0" w15:restartNumberingAfterBreak="0">
     <w:nsid w:val="05400A68"/>
     <w:multiLevelType w:val="multilevel"/>
@@ -3684,6 +1732,287 @@
     </w:lvl>
   </w:abstractNum>
   <w:abstractNum w:abstractNumId="2" w15:restartNumberingAfterBreak="0">
+    <w:nsid w:val="09D0125B"/>
+    <w:multiLevelType w:val="multilevel"/>
+    <w:tmpl w:val="2252E874"/>
+    <w:lvl w:ilvl="0">
+      <w:start w:val="1"/>
+      <w:numFmt w:val="decimal"/>
+      <w:lvlText w:val="%1."/>
+      <w:lvlJc w:val="left"/>
+      <w:pPr>
+        <w:tabs>
+          <w:tab w:val="num" w:pos="360"/>
+        </w:tabs>
+        <w:ind w:left="360" w:hanging="360"/>
+      </w:pPr>
+      <w:rPr>
+        <w:rFonts w:hint="eastAsia"/>
+      </w:rPr>
+    </w:lvl>
+    <w:lvl w:ilvl="1">
+      <w:start w:val="1"/>
+      <w:numFmt w:val="bullet"/>
+      <w:lvlText w:val="o"/>
+      <w:lvlJc w:val="left"/>
+      <w:pPr>
+        <w:tabs>
+          <w:tab w:val="num" w:pos="1080"/>
+        </w:tabs>
+        <w:ind w:left="1080" w:hanging="360"/>
+      </w:pPr>
+      <w:rPr>
+        <w:rFonts w:ascii="Courier New" w:hAnsi="Courier New" w:hint="default"/>
+        <w:sz w:val="20"/>
+      </w:rPr>
+    </w:lvl>
+    <w:lvl w:ilvl="2">
+      <w:start w:val="1"/>
+      <w:numFmt w:val="decimal"/>
+      <w:lvlText w:val="%3."/>
+      <w:lvlJc w:val="left"/>
+      <w:pPr>
+        <w:tabs>
+          <w:tab w:val="num" w:pos="1800"/>
+        </w:tabs>
+        <w:ind w:left="1800" w:hanging="360"/>
+      </w:pPr>
+      <w:rPr>
+        <w:rFonts w:hint="eastAsia"/>
+      </w:rPr>
+    </w:lvl>
+    <w:lvl w:ilvl="3">
+      <w:start w:val="1"/>
+      <w:numFmt w:val="decimal"/>
+      <w:lvlText w:val="%4."/>
+      <w:lvlJc w:val="left"/>
+      <w:pPr>
+        <w:tabs>
+          <w:tab w:val="num" w:pos="2520"/>
+        </w:tabs>
+        <w:ind w:left="2520" w:hanging="360"/>
+      </w:pPr>
+      <w:rPr>
+        <w:rFonts w:hint="eastAsia"/>
+      </w:rPr>
+    </w:lvl>
+    <w:lvl w:ilvl="4">
+      <w:start w:val="1"/>
+      <w:numFmt w:val="decimal"/>
+      <w:lvlText w:val="%5."/>
+      <w:lvlJc w:val="left"/>
+      <w:pPr>
+        <w:tabs>
+          <w:tab w:val="num" w:pos="3240"/>
+        </w:tabs>
+        <w:ind w:left="3240" w:hanging="360"/>
+      </w:pPr>
+      <w:rPr>
+        <w:rFonts w:hint="eastAsia"/>
+      </w:rPr>
+    </w:lvl>
+    <w:lvl w:ilvl="5">
+      <w:start w:val="1"/>
+      <w:numFmt w:val="decimal"/>
+      <w:lvlText w:val="%6."/>
+      <w:lvlJc w:val="left"/>
+      <w:pPr>
+        <w:tabs>
+          <w:tab w:val="num" w:pos="3960"/>
+        </w:tabs>
+        <w:ind w:left="3960" w:hanging="360"/>
+      </w:pPr>
+      <w:rPr>
+        <w:rFonts w:hint="eastAsia"/>
+      </w:rPr>
+    </w:lvl>
+    <w:lvl w:ilvl="6">
+      <w:start w:val="1"/>
+      <w:numFmt w:val="decimal"/>
+      <w:lvlText w:val="%7."/>
+      <w:lvlJc w:val="left"/>
+      <w:pPr>
+        <w:tabs>
+          <w:tab w:val="num" w:pos="4680"/>
+        </w:tabs>
+        <w:ind w:left="4680" w:hanging="360"/>
+      </w:pPr>
+      <w:rPr>
+        <w:rFonts w:hint="eastAsia"/>
+      </w:rPr>
+    </w:lvl>
+    <w:lvl w:ilvl="7">
+      <w:start w:val="1"/>
+      <w:numFmt w:val="decimal"/>
+      <w:lvlText w:val="%8."/>
+      <w:lvlJc w:val="left"/>
+      <w:pPr>
+        <w:tabs>
+          <w:tab w:val="num" w:pos="5400"/>
+        </w:tabs>
+        <w:ind w:left="5400" w:hanging="360"/>
+      </w:pPr>
+      <w:rPr>
+        <w:rFonts w:hint="eastAsia"/>
+      </w:rPr>
+    </w:lvl>
+    <w:lvl w:ilvl="8">
+      <w:start w:val="1"/>
+      <w:numFmt w:val="decimal"/>
+      <w:lvlText w:val="%9."/>
+      <w:lvlJc w:val="left"/>
+      <w:pPr>
+        <w:tabs>
+          <w:tab w:val="num" w:pos="6120"/>
+        </w:tabs>
+        <w:ind w:left="6120" w:hanging="360"/>
+      </w:pPr>
+      <w:rPr>
+        <w:rFonts w:hint="eastAsia"/>
+      </w:rPr>
+    </w:lvl>
+  </w:abstractNum>
+  <w:abstractNum w:abstractNumId="3" w15:restartNumberingAfterBreak="0">
+    <w:nsid w:val="0E714A73"/>
+    <w:multiLevelType w:val="multilevel"/>
+    <w:tmpl w:val="1B40EFBE"/>
+    <w:lvl w:ilvl="0">
+      <w:start w:val="1"/>
+      <w:numFmt w:val="decimal"/>
+      <w:lvlText w:val="%1."/>
+      <w:lvlJc w:val="left"/>
+      <w:pPr>
+        <w:tabs>
+          <w:tab w:val="num" w:pos="360"/>
+        </w:tabs>
+        <w:ind w:left="360" w:hanging="360"/>
+      </w:pPr>
+      <w:rPr>
+        <w:rFonts w:hint="eastAsia"/>
+      </w:rPr>
+    </w:lvl>
+    <w:lvl w:ilvl="1">
+      <w:start w:val="1"/>
+      <w:numFmt w:val="decimal"/>
+      <w:lvlText w:val="%2."/>
+      <w:lvlJc w:val="left"/>
+      <w:pPr>
+        <w:tabs>
+          <w:tab w:val="num" w:pos="1080"/>
+        </w:tabs>
+        <w:ind w:left="1080" w:hanging="360"/>
+      </w:pPr>
+      <w:rPr>
+        <w:rFonts w:hint="eastAsia"/>
+      </w:rPr>
+    </w:lvl>
+    <w:lvl w:ilvl="2">
+      <w:start w:val="1"/>
+      <w:numFmt w:val="decimal"/>
+      <w:lvlText w:val="%3."/>
+      <w:lvlJc w:val="left"/>
+      <w:pPr>
+        <w:tabs>
+          <w:tab w:val="num" w:pos="1800"/>
+        </w:tabs>
+        <w:ind w:left="1800" w:hanging="360"/>
+      </w:pPr>
+      <w:rPr>
+        <w:rFonts w:hint="eastAsia"/>
+      </w:rPr>
+    </w:lvl>
+    <w:lvl w:ilvl="3">
+      <w:start w:val="1"/>
+      <w:numFmt w:val="decimal"/>
+      <w:lvlText w:val="%4."/>
+      <w:lvlJc w:val="left"/>
+      <w:pPr>
+        <w:tabs>
+          <w:tab w:val="num" w:pos="2520"/>
+        </w:tabs>
+        <w:ind w:left="2520" w:hanging="360"/>
+      </w:pPr>
+      <w:rPr>
+        <w:rFonts w:hint="eastAsia"/>
+      </w:rPr>
+    </w:lvl>
+    <w:lvl w:ilvl="4">
+      <w:start w:val="1"/>
+      <w:numFmt w:val="decimal"/>
+      <w:lvlText w:val="%5."/>
+      <w:lvlJc w:val="left"/>
+      <w:pPr>
+        <w:tabs>
+          <w:tab w:val="num" w:pos="3240"/>
+        </w:tabs>
+        <w:ind w:left="3240" w:hanging="360"/>
+      </w:pPr>
+      <w:rPr>
+        <w:rFonts w:hint="eastAsia"/>
+      </w:rPr>
+    </w:lvl>
+    <w:lvl w:ilvl="5">
+      <w:start w:val="1"/>
+      <w:numFmt w:val="decimal"/>
+      <w:lvlText w:val="%6."/>
+      <w:lvlJc w:val="left"/>
+      <w:pPr>
+        <w:tabs>
+          <w:tab w:val="num" w:pos="3960"/>
+        </w:tabs>
+        <w:ind w:left="3960" w:hanging="360"/>
+      </w:pPr>
+      <w:rPr>
+        <w:rFonts w:hint="eastAsia"/>
+      </w:rPr>
+    </w:lvl>
+    <w:lvl w:ilvl="6">
+      <w:start w:val="1"/>
+      <w:numFmt w:val="decimal"/>
+      <w:lvlText w:val="%7."/>
+      <w:lvlJc w:val="left"/>
+      <w:pPr>
+        <w:tabs>
+          <w:tab w:val="num" w:pos="4680"/>
+        </w:tabs>
+        <w:ind w:left="4680" w:hanging="360"/>
+      </w:pPr>
+      <w:rPr>
+        <w:rFonts w:hint="eastAsia"/>
+      </w:rPr>
+    </w:lvl>
+    <w:lvl w:ilvl="7">
+      <w:start w:val="1"/>
+      <w:numFmt w:val="decimal"/>
+      <w:lvlText w:val="%8."/>
+      <w:lvlJc w:val="left"/>
+      <w:pPr>
+        <w:tabs>
+          <w:tab w:val="num" w:pos="5400"/>
+        </w:tabs>
+        <w:ind w:left="5400" w:hanging="360"/>
+      </w:pPr>
+      <w:rPr>
+        <w:rFonts w:hint="eastAsia"/>
+      </w:rPr>
+    </w:lvl>
+    <w:lvl w:ilvl="8">
+      <w:start w:val="1"/>
+      <w:numFmt w:val="decimal"/>
+      <w:lvlText w:val="%9."/>
+      <w:lvlJc w:val="left"/>
+      <w:pPr>
+        <w:tabs>
+          <w:tab w:val="num" w:pos="6120"/>
+        </w:tabs>
+        <w:ind w:left="6120" w:hanging="360"/>
+      </w:pPr>
+      <w:rPr>
+        <w:rFonts w:hint="eastAsia"/>
+      </w:rPr>
+    </w:lvl>
+  </w:abstractNum>
+  <w:abstractNum w:abstractNumId="4" w15:restartNumberingAfterBreak="0">
     <w:nsid w:val="127953FF"/>
     <w:multiLevelType w:val="multilevel"/>
     <w:tmpl w:val="35847094"/>
@@ -3800,7 +2129,7 @@
       </w:pPr>
     </w:lvl>
   </w:abstractNum>
-  <w:abstractNum w:abstractNumId="3" w15:restartNumberingAfterBreak="0">
+  <w:abstractNum w:abstractNumId="5" w15:restartNumberingAfterBreak="0">
     <w:nsid w:val="146769F5"/>
     <w:multiLevelType w:val="multilevel"/>
     <w:tmpl w:val="A8C88098"/>
@@ -3924,7 +2253,7 @@
       </w:rPr>
     </w:lvl>
   </w:abstractNum>
-  <w:abstractNum w:abstractNumId="4" w15:restartNumberingAfterBreak="0">
+  <w:abstractNum w:abstractNumId="6" w15:restartNumberingAfterBreak="0">
     <w:nsid w:val="14914104"/>
     <w:multiLevelType w:val="multilevel"/>
     <w:tmpl w:val="FB48B0FE"/>
@@ -4037,7 +2366,7 @@
       </w:pPr>
     </w:lvl>
   </w:abstractNum>
-  <w:abstractNum w:abstractNumId="5" w15:restartNumberingAfterBreak="0">
+  <w:abstractNum w:abstractNumId="7" w15:restartNumberingAfterBreak="0">
     <w:nsid w:val="15894D44"/>
     <w:multiLevelType w:val="multilevel"/>
     <w:tmpl w:val="DF66CCDE"/>
@@ -4150,7 +2479,7 @@
       </w:pPr>
     </w:lvl>
   </w:abstractNum>
-  <w:abstractNum w:abstractNumId="6" w15:restartNumberingAfterBreak="0">
+  <w:abstractNum w:abstractNumId="8" w15:restartNumberingAfterBreak="0">
     <w:nsid w:val="1DA211EF"/>
     <w:multiLevelType w:val="hybridMultilevel"/>
     <w:tmpl w:val="24680D42"/>
@@ -4239,7 +2568,7 @@
       </w:pPr>
     </w:lvl>
   </w:abstractNum>
-  <w:abstractNum w:abstractNumId="7" w15:restartNumberingAfterBreak="0">
+  <w:abstractNum w:abstractNumId="9" w15:restartNumberingAfterBreak="0">
     <w:nsid w:val="225A1B6C"/>
     <w:multiLevelType w:val="multilevel"/>
     <w:tmpl w:val="8A28ACD2"/>
@@ -4356,7 +2685,7 @@
       </w:pPr>
     </w:lvl>
   </w:abstractNum>
-  <w:abstractNum w:abstractNumId="8" w15:restartNumberingAfterBreak="0">
+  <w:abstractNum w:abstractNumId="10" w15:restartNumberingAfterBreak="0">
     <w:nsid w:val="22F66137"/>
     <w:multiLevelType w:val="hybridMultilevel"/>
     <w:tmpl w:val="E9E6AA92"/>
@@ -4445,7 +2774,148 @@
       </w:pPr>
     </w:lvl>
   </w:abstractNum>
-  <w:abstractNum w:abstractNumId="9" w15:restartNumberingAfterBreak="0">
+  <w:abstractNum w:abstractNumId="11" w15:restartNumberingAfterBreak="0">
+    <w:nsid w:val="258766EA"/>
+    <w:multiLevelType w:val="multilevel"/>
+    <w:tmpl w:val="DA42D2CE"/>
+    <w:lvl w:ilvl="0">
+      <w:start w:val="1"/>
+      <w:numFmt w:val="decimal"/>
+      <w:lvlText w:val="%1."/>
+      <w:lvlJc w:val="left"/>
+      <w:pPr>
+        <w:tabs>
+          <w:tab w:val="num" w:pos="360"/>
+        </w:tabs>
+        <w:ind w:left="360" w:hanging="360"/>
+      </w:pPr>
+      <w:rPr>
+        <w:rFonts w:hint="eastAsia"/>
+      </w:rPr>
+    </w:lvl>
+    <w:lvl w:ilvl="1">
+      <w:start w:val="1"/>
+      <w:numFmt w:val="bullet"/>
+      <w:lvlText w:val="o"/>
+      <w:lvlJc w:val="left"/>
+      <w:pPr>
+        <w:tabs>
+          <w:tab w:val="num" w:pos="1080"/>
+        </w:tabs>
+        <w:ind w:left="1080" w:hanging="360"/>
+      </w:pPr>
+      <w:rPr>
+        <w:rFonts w:ascii="Courier New" w:hAnsi="Courier New" w:hint="default"/>
+        <w:sz w:val="20"/>
+      </w:rPr>
+    </w:lvl>
+    <w:lvl w:ilvl="2">
+      <w:start w:val="1"/>
+      <w:numFmt w:val="decimal"/>
+      <w:lvlText w:val="%3."/>
+      <w:lvlJc w:val="left"/>
+      <w:pPr>
+        <w:tabs>
+          <w:tab w:val="num" w:pos="1800"/>
+        </w:tabs>
+        <w:ind w:left="1800" w:hanging="360"/>
+      </w:pPr>
+      <w:rPr>
+        <w:rFonts w:hint="eastAsia"/>
+      </w:rPr>
+    </w:lvl>
+    <w:lvl w:ilvl="3">
+      <w:start w:val="1"/>
+      <w:numFmt w:val="decimal"/>
+      <w:lvlText w:val="%4."/>
+      <w:lvlJc w:val="left"/>
+      <w:pPr>
+        <w:tabs>
+          <w:tab w:val="num" w:pos="2520"/>
+        </w:tabs>
+        <w:ind w:left="2520" w:hanging="360"/>
+      </w:pPr>
+      <w:rPr>
+        <w:rFonts w:hint="eastAsia"/>
+      </w:rPr>
+    </w:lvl>
+    <w:lvl w:ilvl="4">
+      <w:start w:val="1"/>
+      <w:numFmt w:val="decimal"/>
+      <w:lvlText w:val="%5."/>
+      <w:lvlJc w:val="left"/>
+      <w:pPr>
+        <w:tabs>
+          <w:tab w:val="num" w:pos="3240"/>
+        </w:tabs>
+        <w:ind w:left="3240" w:hanging="360"/>
+      </w:pPr>
+      <w:rPr>
+        <w:rFonts w:hint="eastAsia"/>
+      </w:rPr>
+    </w:lvl>
+    <w:lvl w:ilvl="5">
+      <w:start w:val="1"/>
+      <w:numFmt w:val="decimal"/>
+      <w:lvlText w:val="%6."/>
+      <w:lvlJc w:val="left"/>
+      <w:pPr>
+        <w:tabs>
+          <w:tab w:val="num" w:pos="3960"/>
+        </w:tabs>
+        <w:ind w:left="3960" w:hanging="360"/>
+      </w:pPr>
+      <w:rPr>
+        <w:rFonts w:hint="eastAsia"/>
+      </w:rPr>
+    </w:lvl>
+    <w:lvl w:ilvl="6">
+      <w:start w:val="1"/>
+      <w:numFmt w:val="decimal"/>
+      <w:lvlText w:val="%7."/>
+      <w:lvlJc w:val="left"/>
+      <w:pPr>
+        <w:tabs>
+          <w:tab w:val="num" w:pos="4680"/>
+        </w:tabs>
+        <w:ind w:left="4680" w:hanging="360"/>
+      </w:pPr>
+      <w:rPr>
+        <w:rFonts w:hint="eastAsia"/>
+      </w:rPr>
+    </w:lvl>
+    <w:lvl w:ilvl="7">
+      <w:start w:val="1"/>
+      <w:numFmt w:val="decimal"/>
+      <w:lvlText w:val="%8."/>
+      <w:lvlJc w:val="left"/>
+      <w:pPr>
+        <w:tabs>
+          <w:tab w:val="num" w:pos="5400"/>
+        </w:tabs>
+        <w:ind w:left="5400" w:hanging="360"/>
+      </w:pPr>
+      <w:rPr>
+        <w:rFonts w:hint="eastAsia"/>
+      </w:rPr>
+    </w:lvl>
+    <w:lvl w:ilvl="8">
+      <w:start w:val="1"/>
+      <w:numFmt w:val="decimal"/>
+      <w:lvlText w:val="%9."/>
+      <w:lvlJc w:val="left"/>
+      <w:pPr>
+        <w:tabs>
+          <w:tab w:val="num" w:pos="6120"/>
+        </w:tabs>
+        <w:ind w:left="6120" w:hanging="360"/>
+      </w:pPr>
+      <w:rPr>
+        <w:rFonts w:hint="eastAsia"/>
+      </w:rPr>
+    </w:lvl>
+  </w:abstractNum>
+  <w:abstractNum w:abstractNumId="12" w15:restartNumberingAfterBreak="0">
     <w:nsid w:val="2BD54AC1"/>
     <w:multiLevelType w:val="hybridMultilevel"/>
     <w:tmpl w:val="88523264"/>
@@ -4558,7 +3028,7 @@
       </w:rPr>
     </w:lvl>
   </w:abstractNum>
-  <w:abstractNum w:abstractNumId="10" w15:restartNumberingAfterBreak="0">
+  <w:abstractNum w:abstractNumId="13" w15:restartNumberingAfterBreak="0">
     <w:nsid w:val="3C4A1CD2"/>
     <w:multiLevelType w:val="multilevel"/>
     <w:tmpl w:val="C608BBB6"/>
@@ -4671,7 +3141,7 @@
       </w:pPr>
     </w:lvl>
   </w:abstractNum>
-  <w:abstractNum w:abstractNumId="11" w15:restartNumberingAfterBreak="0">
+  <w:abstractNum w:abstractNumId="14" w15:restartNumberingAfterBreak="0">
     <w:nsid w:val="471D6339"/>
     <w:multiLevelType w:val="multilevel"/>
     <w:tmpl w:val="80CA2D4E"/>
@@ -4788,7 +3258,7 @@
       </w:pPr>
     </w:lvl>
   </w:abstractNum>
-  <w:abstractNum w:abstractNumId="12" w15:restartNumberingAfterBreak="0">
+  <w:abstractNum w:abstractNumId="15" w15:restartNumberingAfterBreak="0">
     <w:nsid w:val="4D4354A4"/>
     <w:multiLevelType w:val="multilevel"/>
     <w:tmpl w:val="AB1C0746"/>
@@ -4901,7 +3371,7 @@
       </w:pPr>
     </w:lvl>
   </w:abstractNum>
-  <w:abstractNum w:abstractNumId="13" w15:restartNumberingAfterBreak="0">
+  <w:abstractNum w:abstractNumId="16" w15:restartNumberingAfterBreak="0">
     <w:nsid w:val="4E170CE1"/>
     <w:multiLevelType w:val="multilevel"/>
     <w:tmpl w:val="A7B2DE90"/>
@@ -5014,7 +3484,7 @@
       </w:pPr>
     </w:lvl>
   </w:abstractNum>
-  <w:abstractNum w:abstractNumId="14" w15:restartNumberingAfterBreak="0">
+  <w:abstractNum w:abstractNumId="17" w15:restartNumberingAfterBreak="0">
     <w:nsid w:val="4ECF2C8F"/>
     <w:multiLevelType w:val="hybridMultilevel"/>
     <w:tmpl w:val="EF542E88"/>
@@ -5103,7 +3573,7 @@
       </w:pPr>
     </w:lvl>
   </w:abstractNum>
-  <w:abstractNum w:abstractNumId="15" w15:restartNumberingAfterBreak="0">
+  <w:abstractNum w:abstractNumId="18" w15:restartNumberingAfterBreak="0">
     <w:nsid w:val="541D2F4A"/>
     <w:multiLevelType w:val="hybridMultilevel"/>
     <w:tmpl w:val="008C3420"/>
@@ -5216,7 +3686,7 @@
       </w:rPr>
     </w:lvl>
   </w:abstractNum>
-  <w:abstractNum w:abstractNumId="16" w15:restartNumberingAfterBreak="0">
+  <w:abstractNum w:abstractNumId="19" w15:restartNumberingAfterBreak="0">
     <w:nsid w:val="579D69C4"/>
     <w:multiLevelType w:val="multilevel"/>
     <w:tmpl w:val="C43A7E8A"/>
@@ -5333,7 +3803,7 @@
       </w:pPr>
     </w:lvl>
   </w:abstractNum>
-  <w:abstractNum w:abstractNumId="17" w15:restartNumberingAfterBreak="0">
+  <w:abstractNum w:abstractNumId="20" w15:restartNumberingAfterBreak="0">
     <w:nsid w:val="5D1246A9"/>
     <w:multiLevelType w:val="hybridMultilevel"/>
     <w:tmpl w:val="E0A24F02"/>
@@ -5445,7 +3915,7 @@
       </w:rPr>
     </w:lvl>
   </w:abstractNum>
-  <w:abstractNum w:abstractNumId="18" w15:restartNumberingAfterBreak="0">
+  <w:abstractNum w:abstractNumId="21" w15:restartNumberingAfterBreak="0">
     <w:nsid w:val="5E577708"/>
     <w:multiLevelType w:val="multilevel"/>
     <w:tmpl w:val="90885756"/>
@@ -5558,7 +4028,7 @@
       </w:pPr>
     </w:lvl>
   </w:abstractNum>
-  <w:abstractNum w:abstractNumId="19" w15:restartNumberingAfterBreak="0">
+  <w:abstractNum w:abstractNumId="22" w15:restartNumberingAfterBreak="0">
     <w:nsid w:val="67A45017"/>
     <w:multiLevelType w:val="multilevel"/>
     <w:tmpl w:val="573898D0"/>
@@ -5689,7 +4159,7 @@
       </w:rPr>
     </w:lvl>
   </w:abstractNum>
-  <w:abstractNum w:abstractNumId="20" w15:restartNumberingAfterBreak="0">
+  <w:abstractNum w:abstractNumId="23" w15:restartNumberingAfterBreak="0">
     <w:nsid w:val="68764427"/>
     <w:multiLevelType w:val="multilevel"/>
     <w:tmpl w:val="BD5E6D82"/>
@@ -5802,7 +4272,7 @@
       </w:pPr>
     </w:lvl>
   </w:abstractNum>
-  <w:abstractNum w:abstractNumId="21" w15:restartNumberingAfterBreak="0">
+  <w:abstractNum w:abstractNumId="24" w15:restartNumberingAfterBreak="0">
     <w:nsid w:val="6CB35437"/>
     <w:multiLevelType w:val="multilevel"/>
     <w:tmpl w:val="360A67E4"/>
@@ -5915,7 +4385,7 @@
       </w:pPr>
     </w:lvl>
   </w:abstractNum>
-  <w:abstractNum w:abstractNumId="22" w15:restartNumberingAfterBreak="0">
+  <w:abstractNum w:abstractNumId="25" w15:restartNumberingAfterBreak="0">
     <w:nsid w:val="6CB8221E"/>
     <w:multiLevelType w:val="multilevel"/>
     <w:tmpl w:val="286E7FF0"/>
@@ -6032,7 +4502,124 @@
       </w:pPr>
     </w:lvl>
   </w:abstractNum>
-  <w:abstractNum w:abstractNumId="23" w15:restartNumberingAfterBreak="0">
+  <w:abstractNum w:abstractNumId="26" w15:restartNumberingAfterBreak="0">
+    <w:nsid w:val="6DA6409F"/>
+    <w:multiLevelType w:val="multilevel"/>
+    <w:tmpl w:val="96E44FCC"/>
+    <w:lvl w:ilvl="0">
+      <w:start w:val="1"/>
+      <w:numFmt w:val="decimal"/>
+      <w:lvlText w:val="%1."/>
+      <w:lvlJc w:val="left"/>
+      <w:pPr>
+        <w:tabs>
+          <w:tab w:val="num" w:pos="360"/>
+        </w:tabs>
+        <w:ind w:left="360" w:hanging="360"/>
+      </w:pPr>
+    </w:lvl>
+    <w:lvl w:ilvl="1">
+      <w:start w:val="1"/>
+      <w:numFmt w:val="bullet"/>
+      <w:lvlText w:val="o"/>
+      <w:lvlJc w:val="left"/>
+      <w:pPr>
+        <w:tabs>
+          <w:tab w:val="num" w:pos="1080"/>
+        </w:tabs>
+        <w:ind w:left="1080" w:hanging="360"/>
+      </w:pPr>
+      <w:rPr>
+        <w:rFonts w:ascii="Courier New" w:hAnsi="Courier New" w:hint="default"/>
+        <w:sz w:val="20"/>
+      </w:rPr>
+    </w:lvl>
+    <w:lvl w:ilvl="2" w:tentative="1">
+      <w:start w:val="1"/>
+      <w:numFmt w:val="decimal"/>
+      <w:lvlText w:val="%3."/>
+      <w:lvlJc w:val="left"/>
+      <w:pPr>
+        <w:tabs>
+          <w:tab w:val="num" w:pos="1800"/>
+        </w:tabs>
+        <w:ind w:left="1800" w:hanging="360"/>
+      </w:pPr>
+    </w:lvl>
+    <w:lvl w:ilvl="3" w:tentative="1">
+      <w:start w:val="1"/>
+      <w:numFmt w:val="decimal"/>
+      <w:lvlText w:val="%4."/>
+      <w:lvlJc w:val="left"/>
+      <w:pPr>
+        <w:tabs>
+          <w:tab w:val="num" w:pos="2520"/>
+        </w:tabs>
+        <w:ind w:left="2520" w:hanging="360"/>
+      </w:pPr>
+    </w:lvl>
+    <w:lvl w:ilvl="4" w:tentative="1">
+      <w:start w:val="1"/>
+      <w:numFmt w:val="decimal"/>
+      <w:lvlText w:val="%5."/>
+      <w:lvlJc w:val="left"/>
+      <w:pPr>
+        <w:tabs>
+          <w:tab w:val="num" w:pos="3240"/>
+        </w:tabs>
+        <w:ind w:left="3240" w:hanging="360"/>
+      </w:pPr>
+    </w:lvl>
+    <w:lvl w:ilvl="5" w:tentative="1">
+      <w:start w:val="1"/>
+      <w:numFmt w:val="decimal"/>
+      <w:lvlText w:val="%6."/>
+      <w:lvlJc w:val="left"/>
+      <w:pPr>
+        <w:tabs>
+          <w:tab w:val="num" w:pos="3960"/>
+        </w:tabs>
+        <w:ind w:left="3960" w:hanging="360"/>
+      </w:pPr>
+    </w:lvl>
+    <w:lvl w:ilvl="6" w:tentative="1">
+      <w:start w:val="1"/>
+      <w:numFmt w:val="decimal"/>
+      <w:lvlText w:val="%7."/>
+      <w:lvlJc w:val="left"/>
+      <w:pPr>
+        <w:tabs>
+          <w:tab w:val="num" w:pos="4680"/>
+        </w:tabs>
+        <w:ind w:left="4680" w:hanging="360"/>
+      </w:pPr>
+    </w:lvl>
+    <w:lvl w:ilvl="7" w:tentative="1">
+      <w:start w:val="1"/>
+      <w:numFmt w:val="decimal"/>
+      <w:lvlText w:val="%8."/>
+      <w:lvlJc w:val="left"/>
+      <w:pPr>
+        <w:tabs>
+          <w:tab w:val="num" w:pos="5400"/>
+        </w:tabs>
+        <w:ind w:left="5400" w:hanging="360"/>
+      </w:pPr>
+    </w:lvl>
+    <w:lvl w:ilvl="8" w:tentative="1">
+      <w:start w:val="1"/>
+      <w:numFmt w:val="decimal"/>
+      <w:lvlText w:val="%9."/>
+      <w:lvlJc w:val="left"/>
+      <w:pPr>
+        <w:tabs>
+          <w:tab w:val="num" w:pos="6120"/>
+        </w:tabs>
+        <w:ind w:left="6120" w:hanging="360"/>
+      </w:pPr>
+    </w:lvl>
+  </w:abstractNum>
+  <w:abstractNum w:abstractNumId="27" w15:restartNumberingAfterBreak="0">
     <w:nsid w:val="7843731C"/>
     <w:multiLevelType w:val="multilevel"/>
     <w:tmpl w:val="A1909DCE"/>
@@ -6149,7 +4736,7 @@
       </w:pPr>
     </w:lvl>
   </w:abstractNum>
-  <w:abstractNum w:abstractNumId="24" w15:restartNumberingAfterBreak="0">
+  <w:abstractNum w:abstractNumId="28" w15:restartNumberingAfterBreak="0">
     <w:nsid w:val="7C90769C"/>
     <w:multiLevelType w:val="multilevel"/>
     <w:tmpl w:val="1BD4DAF0"/>
@@ -6262,7 +4849,7 @@
       </w:pPr>
     </w:lvl>
   </w:abstractNum>
-  <w:abstractNum w:abstractNumId="25" w15:restartNumberingAfterBreak="0">
+  <w:abstractNum w:abstractNumId="29" w15:restartNumberingAfterBreak="0">
     <w:nsid w:val="7D5D3E28"/>
     <w:multiLevelType w:val="multilevel"/>
     <w:tmpl w:val="DF66F616"/>
@@ -6380,61 +4967,61 @@
     </w:lvl>
   </w:abstractNum>
   <w:num w:numId="1" w16cid:durableId="788857863">
-    <w:abstractNumId w:val="19"/>
+    <w:abstractNumId w:val="22"/>
   </w:num>
   <w:num w:numId="2" w16cid:durableId="2030838279">
-    <w:abstractNumId w:val="25"/>
+    <w:abstractNumId w:val="29"/>
   </w:num>
   <w:num w:numId="3" w16cid:durableId="403113652">
-    <w:abstractNumId w:val="19"/>
+    <w:abstractNumId w:val="22"/>
   </w:num>
   <w:num w:numId="4" w16cid:durableId="623538223">
-    <w:abstractNumId w:val="19"/>
+    <w:abstractNumId w:val="22"/>
   </w:num>
   <w:num w:numId="5" w16cid:durableId="369498787">
-    <w:abstractNumId w:val="19"/>
+    <w:abstractNumId w:val="22"/>
   </w:num>
   <w:num w:numId="6" w16cid:durableId="904490389">
-    <w:abstractNumId w:val="19"/>
+    <w:abstractNumId w:val="22"/>
   </w:num>
   <w:num w:numId="7" w16cid:durableId="382489337">
-    <w:abstractNumId w:val="19"/>
+    <w:abstractNumId w:val="22"/>
   </w:num>
   <w:num w:numId="8" w16cid:durableId="226766729">
-    <w:abstractNumId w:val="19"/>
+    <w:abstractNumId w:val="22"/>
   </w:num>
   <w:num w:numId="9" w16cid:durableId="1978754496">
-    <w:abstractNumId w:val="19"/>
+    <w:abstractNumId w:val="22"/>
   </w:num>
   <w:num w:numId="10" w16cid:durableId="456262094">
-    <w:abstractNumId w:val="19"/>
+    <w:abstractNumId w:val="22"/>
   </w:num>
   <w:num w:numId="11" w16cid:durableId="1403023107">
-    <w:abstractNumId w:val="19"/>
+    <w:abstractNumId w:val="22"/>
   </w:num>
   <w:num w:numId="12" w16cid:durableId="315689993">
-    <w:abstractNumId w:val="19"/>
+    <w:abstractNumId w:val="22"/>
   </w:num>
   <w:num w:numId="13" w16cid:durableId="230432753">
-    <w:abstractNumId w:val="6"/>
+    <w:abstractNumId w:val="8"/>
   </w:num>
   <w:num w:numId="14" w16cid:durableId="1587225804">
-    <w:abstractNumId w:val="3"/>
+    <w:abstractNumId w:val="5"/>
   </w:num>
   <w:num w:numId="15" w16cid:durableId="1782143426">
-    <w:abstractNumId w:val="15"/>
+    <w:abstractNumId w:val="18"/>
   </w:num>
   <w:num w:numId="16" w16cid:durableId="1188523079">
-    <w:abstractNumId w:val="9"/>
+    <w:abstractNumId w:val="12"/>
   </w:num>
   <w:num w:numId="17" w16cid:durableId="930313928">
-    <w:abstractNumId w:val="14"/>
+    <w:abstractNumId w:val="17"/>
   </w:num>
   <w:num w:numId="18" w16cid:durableId="1112047257">
-    <w:abstractNumId w:val="8"/>
+    <w:abstractNumId w:val="10"/>
   </w:num>
   <w:num w:numId="19" w16cid:durableId="1821266728">
-    <w:abstractNumId w:val="19"/>
+    <w:abstractNumId w:val="22"/>
     <w:lvlOverride w:ilvl="0">
       <w:startOverride w:val="1"/>
     </w:lvlOverride>
@@ -6464,10 +5051,10 @@
     </w:lvlOverride>
   </w:num>
   <w:num w:numId="20" w16cid:durableId="890925627">
-    <w:abstractNumId w:val="17"/>
+    <w:abstractNumId w:val="20"/>
   </w:num>
   <w:num w:numId="21" w16cid:durableId="1022169164">
-    <w:abstractNumId w:val="21"/>
+    <w:abstractNumId w:val="24"/>
     <w:lvlOverride w:ilvl="0">
       <w:startOverride w:val="1"/>
     </w:lvlOverride>
@@ -6497,61 +5084,73 @@
     </w:lvlOverride>
   </w:num>
   <w:num w:numId="22" w16cid:durableId="483667885">
-    <w:abstractNumId w:val="2"/>
+    <w:abstractNumId w:val="4"/>
   </w:num>
   <w:num w:numId="23" w16cid:durableId="864292400">
-    <w:abstractNumId w:val="7"/>
+    <w:abstractNumId w:val="9"/>
   </w:num>
   <w:num w:numId="24" w16cid:durableId="2066175411">
-    <w:abstractNumId w:val="16"/>
+    <w:abstractNumId w:val="19"/>
   </w:num>
   <w:num w:numId="25" w16cid:durableId="2090152184">
-    <w:abstractNumId w:val="21"/>
+    <w:abstractNumId w:val="24"/>
   </w:num>
   <w:num w:numId="26" w16cid:durableId="1523863031">
-    <w:abstractNumId w:val="13"/>
+    <w:abstractNumId w:val="16"/>
   </w:num>
   <w:num w:numId="27" w16cid:durableId="2017608117">
     <w:abstractNumId w:val="1"/>
   </w:num>
   <w:num w:numId="28" w16cid:durableId="1050303482">
-    <w:abstractNumId w:val="4"/>
+    <w:abstractNumId w:val="6"/>
   </w:num>
   <w:num w:numId="29" w16cid:durableId="836192561">
-    <w:abstractNumId w:val="12"/>
+    <w:abstractNumId w:val="15"/>
   </w:num>
   <w:num w:numId="30" w16cid:durableId="1676298110">
-    <w:abstractNumId w:val="10"/>
+    <w:abstractNumId w:val="13"/>
   </w:num>
   <w:num w:numId="31" w16cid:durableId="1845317825">
-    <w:abstractNumId w:val="18"/>
+    <w:abstractNumId w:val="21"/>
   </w:num>
   <w:num w:numId="32" w16cid:durableId="1578856825">
-    <w:abstractNumId w:val="24"/>
+    <w:abstractNumId w:val="28"/>
   </w:num>
   <w:num w:numId="33" w16cid:durableId="1257790259">
+    <w:abstractNumId w:val="27"/>
+  </w:num>
+  <w:num w:numId="34" w16cid:durableId="1186602155">
     <w:abstractNumId w:val="23"/>
   </w:num>
-  <w:num w:numId="34" w16cid:durableId="1186602155">
-    <w:abstractNumId w:val="20"/>
-  </w:num>
   <w:num w:numId="35" w16cid:durableId="1200972122">
-    <w:abstractNumId w:val="22"/>
+    <w:abstractNumId w:val="25"/>
   </w:num>
   <w:num w:numId="36" w16cid:durableId="737360158">
     <w:abstractNumId w:val="0"/>
   </w:num>
   <w:num w:numId="37" w16cid:durableId="925849151">
+    <w:abstractNumId w:val="14"/>
+  </w:num>
+  <w:num w:numId="38" w16cid:durableId="220557611">
+    <w:abstractNumId w:val="7"/>
+  </w:num>
+  <w:num w:numId="39" w16cid:durableId="1373456329">
+    <w:abstractNumId w:val="26"/>
+  </w:num>
+  <w:num w:numId="40" w16cid:durableId="1791700908">
     <w:abstractNumId w:val="11"/>
   </w:num>
-  <w:num w:numId="38" w16cid:durableId="220557611">
-    <w:abstractNumId w:val="5"/>
+  <w:num w:numId="41" w16cid:durableId="1987009605">
+    <w:abstractNumId w:val="2"/>
+  </w:num>
+  <w:num w:numId="42" w16cid:durableId="1279870510">
+    <w:abstractNumId w:val="3"/>
   </w:num>
 </w:numbering>
 </file>
 
 <file path=word/styles.xml><?xml version="1.0" encoding="utf-8"?>
-<w:styles xmlns:mc="http://schemas.openxmlformats.org/markup-compatibility/2006" xmlns:r="http://schemas.openxmlformats.org/officeDocument/2006/relationships" xmlns:w="http://schemas.openxmlformats.org/wordprocessingml/2006/main" xmlns:w14="http://schemas.microsoft.com/office/word/2010/wordml" xmlns:w15="http://schemas.microsoft.com/office/word/2012/wordml" xmlns:w16cex="http://schemas.microsoft.com/office/word/2018/wordml/cex" xmlns:w16cid="http://schemas.microsoft.com/office/word/2016/wordml/cid" xmlns:w16="http://schemas.microsoft.com/office/word/2018/wordml" xmlns:w16sdtdh="http://schemas.microsoft.com/office/word/2020/wordml/sdtdatahash" xmlns:w16se="http://schemas.microsoft.com/office/word/2015/wordml/symex" mc:Ignorable="w14 w15 w16se w16cid w16 w16cex w16sdtdh">
+<w:styles xmlns:mc="http://schemas.openxmlformats.org/markup-compatibility/2006" xmlns:r="http://schemas.openxmlformats.org/officeDocument/2006/relationships" xmlns:w="http://schemas.openxmlformats.org/wordprocessingml/2006/main" xmlns:w14="http://schemas.microsoft.com/office/word/2010/wordml" xmlns:w15="http://schemas.microsoft.com/office/word/2012/wordml" xmlns:w16cex="http://schemas.microsoft.com/office/word/2018/wordml/cex" xmlns:w16cid="http://schemas.microsoft.com/office/word/2016/wordml/cid" xmlns:w16="http://schemas.microsoft.com/office/word/2018/wordml" xmlns:w16du="http://schemas.microsoft.com/office/word/2023/wordml/word16du" xmlns:w16sdtdh="http://schemas.microsoft.com/office/word/2020/wordml/sdtdatahash" xmlns:w16sdtfl="http://schemas.microsoft.com/office/word/2024/wordml/sdtformatlock" xmlns:w16se="http://schemas.microsoft.com/office/word/2015/wordml/symex" mc:Ignorable="w14 w15 w16se w16cid w16 w16cex w16sdtdh w16sdtfl w16du">
   <w:docDefaults>
     <w:rPrDefault>
       <w:rPr>
@@ -6985,7 +5584,6 @@
   <w:style w:type="character" w:default="1" w:styleId="a0">
     <w:name w:val="Default Paragraph Font"/>
     <w:uiPriority w:val="1"/>
-    <w:semiHidden/>
     <w:unhideWhenUsed/>
   </w:style>
   <w:style w:type="table" w:default="1" w:styleId="a1">
